--- a/插件详细手册/26.图块/图块设计-阶梯素材画法.docx
+++ b/插件详细手册/26.图块/图块设计-阶梯素材画法.docx
@@ -1,6 +1,6 @@
 
 <file path=word/document.xml><?xml version="1.0" encoding="utf-8"?>
-<w:document xmlns:wpc="http://schemas.microsoft.com/office/word/2010/wordprocessingCanvas" xmlns:cx="http://schemas.microsoft.com/office/drawing/2014/chartex" xmlns:cx1="http://schemas.microsoft.com/office/drawing/2015/9/8/chartex" xmlns:cx2="http://schemas.microsoft.com/office/drawing/2015/10/21/chartex" xmlns:cx3="http://schemas.microsoft.com/office/drawing/2016/5/9/chartex" xmlns:cx4="http://schemas.microsoft.com/office/drawing/2016/5/10/chartex" xmlns:cx5="http://schemas.microsoft.com/office/drawing/2016/5/11/chartex" xmlns:cx6="http://schemas.microsoft.com/office/drawing/2016/5/12/chartex" xmlns:cx7="http://schemas.microsoft.com/office/drawing/2016/5/13/chartex" xmlns:cx8="http://schemas.microsoft.com/office/drawing/2016/5/14/chartex" xmlns:mc="http://schemas.openxmlformats.org/markup-compatibility/2006" xmlns:aink="http://schemas.microsoft.com/office/drawing/2016/ink" xmlns:am3d="http://schemas.microsoft.com/office/drawing/2017/model3d" xmlns:o="urn:schemas-microsoft-com:office:office" xmlns:oel="http://schemas.microsoft.com/office/2019/extlst" xmlns:r="http://schemas.openxmlformats.org/officeDocument/2006/relationships" xmlns:m="http://schemas.openxmlformats.org/officeDocument/2006/math" xmlns:v="urn:schemas-microsoft-com:vml" xmlns:wp14="http://schemas.microsoft.com/office/word/2010/wordprocessingDrawing" xmlns:wp="http://schemas.openxmlformats.org/drawingml/2006/wordprocessingDrawing" xmlns:w10="urn:schemas-microsoft-com:office:word" xmlns:w="http://schemas.openxmlformats.org/wordprocessingml/2006/main" xmlns:w14="http://schemas.microsoft.com/office/word/2010/wordml" xmlns:w15="http://schemas.microsoft.com/office/word/2012/wordml" xmlns:w16cex="http://schemas.microsoft.com/office/word/2018/wordml/cex" xmlns:w16cid="http://schemas.microsoft.com/office/word/2016/wordml/cid" xmlns:w16="http://schemas.microsoft.com/office/word/2018/wordml" xmlns:w16du="http://schemas.microsoft.com/office/word/2023/wordml/word16du" xmlns:w16sdtdh="http://schemas.microsoft.com/office/word/2020/wordml/sdtdatahash" xmlns:w16se="http://schemas.microsoft.com/office/word/2015/wordml/symex" xmlns:wpg="http://schemas.microsoft.com/office/word/2010/wordprocessingGroup" xmlns:wpi="http://schemas.microsoft.com/office/word/2010/wordprocessingInk" xmlns:wne="http://schemas.microsoft.com/office/word/2006/wordml" xmlns:wps="http://schemas.microsoft.com/office/word/2010/wordprocessingShape" mc:Ignorable="w14 w15 w16se w16cid w16 w16cex w16sdtdh w16du wp14">
+<w:document xmlns:wpc="http://schemas.microsoft.com/office/word/2010/wordprocessingCanvas" xmlns:cx="http://schemas.microsoft.com/office/drawing/2014/chartex" xmlns:cx1="http://schemas.microsoft.com/office/drawing/2015/9/8/chartex" xmlns:cx2="http://schemas.microsoft.com/office/drawing/2015/10/21/chartex" xmlns:cx3="http://schemas.microsoft.com/office/drawing/2016/5/9/chartex" xmlns:cx4="http://schemas.microsoft.com/office/drawing/2016/5/10/chartex" xmlns:cx5="http://schemas.microsoft.com/office/drawing/2016/5/11/chartex" xmlns:cx6="http://schemas.microsoft.com/office/drawing/2016/5/12/chartex" xmlns:cx7="http://schemas.microsoft.com/office/drawing/2016/5/13/chartex" xmlns:cx8="http://schemas.microsoft.com/office/drawing/2016/5/14/chartex" xmlns:mc="http://schemas.openxmlformats.org/markup-compatibility/2006" xmlns:aink="http://schemas.microsoft.com/office/drawing/2016/ink" xmlns:am3d="http://schemas.microsoft.com/office/drawing/2017/model3d" xmlns:o="urn:schemas-microsoft-com:office:office" xmlns:oel="http://schemas.microsoft.com/office/2019/extlst" xmlns:r="http://schemas.openxmlformats.org/officeDocument/2006/relationships" xmlns:m="http://schemas.openxmlformats.org/officeDocument/2006/math" xmlns:v="urn:schemas-microsoft-com:vml" xmlns:wp14="http://schemas.microsoft.com/office/word/2010/wordprocessingDrawing" xmlns:wp="http://schemas.openxmlformats.org/drawingml/2006/wordprocessingDrawing" xmlns:w10="urn:schemas-microsoft-com:office:word" xmlns:w="http://schemas.openxmlformats.org/wordprocessingml/2006/main" xmlns:w14="http://schemas.microsoft.com/office/word/2010/wordml" xmlns:w15="http://schemas.microsoft.com/office/word/2012/wordml" xmlns:w16cex="http://schemas.microsoft.com/office/word/2018/wordml/cex" xmlns:w16cid="http://schemas.microsoft.com/office/word/2016/wordml/cid" xmlns:w16="http://schemas.microsoft.com/office/word/2018/wordml" xmlns:w16du="http://schemas.microsoft.com/office/word/2023/wordml/word16du" xmlns:w16sdtdh="http://schemas.microsoft.com/office/word/2020/wordml/sdtdatahash" xmlns:w16sdtfl="http://schemas.microsoft.com/office/word/2024/wordml/sdtformatlock" xmlns:w16se="http://schemas.microsoft.com/office/word/2015/wordml/symex" xmlns:wpg="http://schemas.microsoft.com/office/word/2010/wordprocessingGroup" xmlns:wpi="http://schemas.microsoft.com/office/word/2010/wordprocessingInk" xmlns:wne="http://schemas.microsoft.com/office/word/2006/wordml" xmlns:wps="http://schemas.microsoft.com/office/word/2010/wordprocessingShape" mc:Ignorable="w14 w15 w16se w16cid w16 w16cex w16sdtdh w16sdtfl w16du wp14">
   <w:body>
     <w:p>
       <w:pPr>
@@ -13,30 +13,33 @@
         <w:rPr>
           <w:rFonts w:hint="eastAsia"/>
         </w:rPr>
+        <w:t>===</w:t>
+      </w:r>
+      <w:r>
+        <w:rPr>
+          <w:rFonts w:hint="eastAsia"/>
+        </w:rPr>
         <w:t>概述</w:t>
       </w:r>
+      <w:r>
+        <w:rPr>
+          <w:rFonts w:hint="eastAsia"/>
+        </w:rPr>
+        <w:t>===</w:t>
+      </w:r>
     </w:p>
     <w:p>
       <w:pPr>
         <w:pStyle w:val="3"/>
         <w:rPr>
           <w:rFonts w:hint="eastAsia"/>
-          <w:sz w:val="28"/>
         </w:rPr>
       </w:pPr>
       <w:r>
         <w:rPr>
           <w:rFonts w:hint="eastAsia"/>
-          <w:sz w:val="28"/>
-        </w:rPr>
-        <w:t>图块</w:t>
-      </w:r>
-      <w:r>
-        <w:rPr>
-          <w:rFonts w:hint="eastAsia"/>
-          <w:sz w:val="28"/>
-        </w:rPr>
-        <w:t>简介</w:t>
+        </w:rPr>
+        <w:t>示例图</w:t>
       </w:r>
     </w:p>
     <w:p>
@@ -86,9 +89,9 @@
           <w:sz w:val="22"/>
         </w:rPr>
         <w:drawing>
-          <wp:inline distT="0" distB="0" distL="0" distR="0" wp14:anchorId="05D0C0B5" wp14:editId="347D96AD">
-            <wp:extent cx="1698808" cy="1590947"/>
-            <wp:effectExtent l="0" t="0" r="0" b="9525"/>
+          <wp:inline distT="0" distB="0" distL="0" distR="0" wp14:anchorId="05D0C0B5" wp14:editId="495BD856">
+            <wp:extent cx="2237417" cy="2095359"/>
+            <wp:effectExtent l="0" t="0" r="0" b="635"/>
             <wp:docPr id="341282520" name="图片 341282520"/>
             <wp:cNvGraphicFramePr>
               <a:graphicFrameLocks xmlns:a="http://schemas.openxmlformats.org/drawingml/2006/main" noChangeAspect="1"/>
@@ -118,7 +121,7 @@
                   <pic:spPr bwMode="auto">
                     <a:xfrm>
                       <a:off x="0" y="0"/>
-                      <a:ext cx="1703868" cy="1595686"/>
+                      <a:ext cx="2251260" cy="2108323"/>
                     </a:xfrm>
                     <a:prstGeom prst="rect">
                       <a:avLst/>
@@ -142,9 +145,9 @@
           <w:sz w:val="22"/>
         </w:rPr>
         <w:drawing>
-          <wp:inline distT="0" distB="0" distL="0" distR="0" wp14:anchorId="510A4A28" wp14:editId="12CBBC2C">
-            <wp:extent cx="2095500" cy="1585784"/>
-            <wp:effectExtent l="0" t="0" r="0" b="0"/>
+          <wp:inline distT="0" distB="0" distL="0" distR="0" wp14:anchorId="510A4A28" wp14:editId="55B78737">
+            <wp:extent cx="2709478" cy="2050415"/>
+            <wp:effectExtent l="0" t="0" r="0" b="6985"/>
             <wp:docPr id="720205094" name="图片 720205094"/>
             <wp:cNvGraphicFramePr>
               <a:graphicFrameLocks xmlns:a="http://schemas.openxmlformats.org/drawingml/2006/main" noChangeAspect="1"/>
@@ -174,7 +177,7 @@
                   <pic:spPr bwMode="auto">
                     <a:xfrm>
                       <a:off x="0" y="0"/>
-                      <a:ext cx="2098035" cy="1587702"/>
+                      <a:ext cx="2719489" cy="2057991"/>
                     </a:xfrm>
                     <a:prstGeom prst="rect">
                       <a:avLst/>
@@ -191,6 +194,109 @@
         </w:drawing>
       </w:r>
     </w:p>
+    <w:tbl>
+      <w:tblPr>
+        <w:tblStyle w:val="af"/>
+        <w:tblW w:w="0" w:type="auto"/>
+        <w:shd w:val="clear" w:color="auto" w:fill="FFF2CC" w:themeFill="accent4" w:themeFillTint="33"/>
+        <w:tblLook w:val="04A0" w:firstRow="1" w:lastRow="0" w:firstColumn="1" w:lastColumn="0" w:noHBand="0" w:noVBand="1"/>
+      </w:tblPr>
+      <w:tblGrid>
+        <w:gridCol w:w="8522"/>
+      </w:tblGrid>
+      <w:tr>
+        <w:tc>
+          <w:tcPr>
+            <w:tcW w:w="8522" w:type="dxa"/>
+            <w:shd w:val="clear" w:color="auto" w:fill="FFF2CC" w:themeFill="accent4" w:themeFillTint="33"/>
+          </w:tcPr>
+          <w:p>
+            <w:pPr>
+              <w:widowControl/>
+              <w:adjustRightInd w:val="0"/>
+              <w:jc w:val="left"/>
+              <w:rPr>
+                <w:rFonts w:ascii="Tahoma" w:eastAsia="微软雅黑" w:hAnsi="Tahoma" w:hint="eastAsia"/>
+                <w:kern w:val="0"/>
+                <w:sz w:val="22"/>
+              </w:rPr>
+            </w:pPr>
+            <w:r>
+              <w:rPr>
+                <w:rFonts w:ascii="Tahoma" w:eastAsia="微软雅黑" w:hAnsi="Tahoma" w:hint="eastAsia"/>
+                <w:kern w:val="0"/>
+                <w:sz w:val="22"/>
+              </w:rPr>
+              <w:t>注意，该文档需要会</w:t>
+            </w:r>
+            <w:r>
+              <w:rPr>
+                <w:rFonts w:ascii="Tahoma" w:eastAsia="微软雅黑" w:hAnsi="Tahoma" w:hint="eastAsia"/>
+                <w:kern w:val="0"/>
+                <w:sz w:val="22"/>
+              </w:rPr>
+              <w:t>ps</w:t>
+            </w:r>
+            <w:r>
+              <w:rPr>
+                <w:rFonts w:ascii="Tahoma" w:eastAsia="微软雅黑" w:hAnsi="Tahoma" w:hint="eastAsia"/>
+                <w:kern w:val="0"/>
+                <w:sz w:val="22"/>
+              </w:rPr>
+              <w:t>修图，需要画像素点。</w:t>
+            </w:r>
+          </w:p>
+        </w:tc>
+      </w:tr>
+    </w:tbl>
+    <w:p>
+      <w:pPr>
+        <w:widowControl/>
+        <w:jc w:val="left"/>
+        <w:rPr>
+          <w:rFonts w:ascii="宋体" w:eastAsia="宋体" w:hAnsi="宋体" w:cs="宋体" w:hint="eastAsia"/>
+          <w:kern w:val="0"/>
+          <w:sz w:val="24"/>
+          <w:szCs w:val="24"/>
+        </w:rPr>
+      </w:pPr>
+    </w:p>
+    <w:p>
+      <w:pPr>
+        <w:widowControl/>
+        <w:jc w:val="left"/>
+        <w:rPr>
+          <w:rFonts w:ascii="宋体" w:eastAsia="宋体" w:hAnsi="宋体" w:cs="宋体" w:hint="eastAsia"/>
+          <w:kern w:val="0"/>
+          <w:sz w:val="24"/>
+          <w:szCs w:val="24"/>
+        </w:rPr>
+      </w:pPr>
+      <w:r>
+        <w:rPr>
+          <w:rFonts w:ascii="宋体" w:eastAsia="宋体" w:hAnsi="宋体" w:cs="宋体"/>
+          <w:kern w:val="0"/>
+          <w:sz w:val="24"/>
+          <w:szCs w:val="24"/>
+        </w:rPr>
+        <w:br w:type="page"/>
+      </w:r>
+    </w:p>
+    <w:p>
+      <w:pPr>
+        <w:pStyle w:val="3"/>
+        <w:rPr>
+          <w:rFonts w:hint="eastAsia"/>
+        </w:rPr>
+      </w:pPr>
+      <w:r>
+        <w:rPr>
+          <w:rFonts w:hint="eastAsia"/>
+        </w:rPr>
+        <w:lastRenderedPageBreak/>
+        <w:t>灵感来源</w:t>
+      </w:r>
+    </w:p>
     <w:p>
       <w:pPr>
         <w:widowControl/>
@@ -198,176 +304,65 @@
         <w:jc w:val="left"/>
         <w:rPr>
           <w:rFonts w:ascii="Tahoma" w:eastAsia="微软雅黑" w:hAnsi="Tahoma"/>
-          <w:b/>
-          <w:bCs/>
-          <w:kern w:val="0"/>
-          <w:sz w:val="22"/>
-        </w:rPr>
-      </w:pPr>
-      <w:r>
-        <w:rPr>
-          <w:rFonts w:ascii="Tahoma" w:eastAsia="微软雅黑" w:hAnsi="Tahoma" w:hint="eastAsia"/>
-          <w:b/>
-          <w:bCs/>
-          <w:kern w:val="0"/>
-          <w:sz w:val="22"/>
-        </w:rPr>
-        <w:t>注意，该文档</w:t>
-      </w:r>
-      <w:r>
-        <w:rPr>
-          <w:rFonts w:ascii="Tahoma" w:eastAsia="微软雅黑" w:hAnsi="Tahoma" w:hint="eastAsia"/>
-          <w:b/>
-          <w:bCs/>
-          <w:kern w:val="0"/>
-          <w:sz w:val="22"/>
-        </w:rPr>
-        <w:t>需要会</w:t>
-      </w:r>
-      <w:r>
-        <w:rPr>
-          <w:rFonts w:ascii="Tahoma" w:eastAsia="微软雅黑" w:hAnsi="Tahoma" w:hint="eastAsia"/>
-          <w:b/>
-          <w:bCs/>
-          <w:kern w:val="0"/>
-          <w:sz w:val="22"/>
-        </w:rPr>
-        <w:t>ps</w:t>
-      </w:r>
-      <w:r>
-        <w:rPr>
-          <w:rFonts w:ascii="Tahoma" w:eastAsia="微软雅黑" w:hAnsi="Tahoma" w:hint="eastAsia"/>
-          <w:b/>
-          <w:bCs/>
-          <w:kern w:val="0"/>
-          <w:sz w:val="22"/>
-        </w:rPr>
-        <w:t>修图，需要画像素点</w:t>
-      </w:r>
-      <w:r>
-        <w:rPr>
-          <w:rFonts w:ascii="Tahoma" w:eastAsia="微软雅黑" w:hAnsi="Tahoma" w:hint="eastAsia"/>
-          <w:b/>
-          <w:bCs/>
-          <w:kern w:val="0"/>
-          <w:sz w:val="22"/>
-        </w:rPr>
-        <w:t>。</w:t>
-      </w:r>
-    </w:p>
-    <w:p>
-      <w:pPr>
-        <w:widowControl/>
-        <w:jc w:val="left"/>
-        <w:rPr>
-          <w:rFonts w:ascii="宋体" w:eastAsia="宋体" w:hAnsi="宋体" w:cs="宋体" w:hint="eastAsia"/>
-          <w:kern w:val="0"/>
-          <w:sz w:val="24"/>
-          <w:szCs w:val="24"/>
-        </w:rPr>
-      </w:pPr>
-    </w:p>
-    <w:p>
-      <w:pPr>
-        <w:widowControl/>
-        <w:jc w:val="left"/>
-        <w:rPr>
-          <w:rFonts w:ascii="宋体" w:eastAsia="宋体" w:hAnsi="宋体" w:cs="宋体" w:hint="eastAsia"/>
-          <w:kern w:val="0"/>
-          <w:sz w:val="24"/>
-          <w:szCs w:val="24"/>
-        </w:rPr>
-      </w:pPr>
-      <w:r>
-        <w:rPr>
-          <w:rFonts w:ascii="宋体" w:eastAsia="宋体" w:hAnsi="宋体" w:cs="宋体"/>
-          <w:kern w:val="0"/>
-          <w:sz w:val="24"/>
-          <w:szCs w:val="24"/>
-        </w:rPr>
-        <w:br w:type="page"/>
-      </w:r>
-    </w:p>
-    <w:p>
-      <w:pPr>
-        <w:pStyle w:val="2"/>
-        <w:rPr>
-          <w:rFonts w:hint="eastAsia"/>
-        </w:rPr>
-      </w:pPr>
-      <w:r>
-        <w:rPr>
-          <w:rFonts w:hint="eastAsia"/>
-        </w:rPr>
-        <w:lastRenderedPageBreak/>
-        <w:t>阶梯</w:t>
-      </w:r>
-      <w:r>
-        <w:rPr>
-          <w:rFonts w:hint="eastAsia"/>
-        </w:rPr>
-        <w:t>素材</w:t>
-      </w:r>
-      <w:r>
-        <w:rPr>
-          <w:rFonts w:hint="eastAsia"/>
-        </w:rPr>
-        <w:t>画法</w:t>
-      </w:r>
-      <w:r>
-        <w:rPr>
-          <w:rFonts w:hint="eastAsia"/>
-        </w:rPr>
-        <w:t>-</w:t>
-      </w:r>
-      <w:r>
-        <w:rPr>
-          <w:rFonts w:hint="eastAsia"/>
-        </w:rPr>
-        <w:t>设计</w:t>
-      </w:r>
-    </w:p>
-    <w:p>
-      <w:pPr>
-        <w:pStyle w:val="3"/>
-        <w:rPr>
-          <w:rFonts w:hint="eastAsia"/>
-          <w:sz w:val="28"/>
-        </w:rPr>
-      </w:pPr>
-      <w:r>
-        <w:rPr>
-          <w:rFonts w:hint="eastAsia"/>
-          <w:sz w:val="28"/>
-        </w:rPr>
-        <w:t>设计</w:t>
-      </w:r>
-      <w:r>
-        <w:rPr>
-          <w:rFonts w:hint="eastAsia"/>
-          <w:sz w:val="28"/>
-        </w:rPr>
-        <w:t>简介</w:t>
-      </w:r>
-    </w:p>
-    <w:p>
-      <w:pPr>
-        <w:pStyle w:val="4"/>
-        <w:rPr>
-          <w:rFonts w:hint="eastAsia"/>
-        </w:rPr>
-      </w:pPr>
-      <w:r>
-        <w:rPr>
-          <w:rFonts w:hint="eastAsia"/>
-        </w:rPr>
-        <w:t>1）</w:t>
-      </w:r>
-      <w:r>
-        <w:rPr>
-          <w:rFonts w:hint="eastAsia"/>
-        </w:rPr>
-        <w:t>灵感来源</w:t>
+          <w:kern w:val="0"/>
+          <w:sz w:val="22"/>
+        </w:rPr>
+      </w:pPr>
+      <w:r>
+        <w:rPr>
+          <w:rFonts w:ascii="Tahoma" w:eastAsia="微软雅黑" w:hAnsi="Tahoma" w:hint="eastAsia"/>
+          <w:kern w:val="0"/>
+          <w:sz w:val="22"/>
+        </w:rPr>
+        <w:t>侧边阶梯区域插件在</w:t>
+      </w:r>
+      <w:r>
+        <w:rPr>
+          <w:rFonts w:ascii="Tahoma" w:eastAsia="微软雅黑" w:hAnsi="Tahoma"/>
+          <w:kern w:val="0"/>
+          <w:sz w:val="22"/>
+        </w:rPr>
+        <w:t>2021</w:t>
+      </w:r>
+      <w:r>
+        <w:rPr>
+          <w:rFonts w:ascii="Tahoma" w:eastAsia="微软雅黑" w:hAnsi="Tahoma" w:hint="eastAsia"/>
+          <w:kern w:val="0"/>
+          <w:sz w:val="22"/>
+        </w:rPr>
+        <w:t>年</w:t>
+      </w:r>
+      <w:r>
+        <w:rPr>
+          <w:rFonts w:ascii="Tahoma" w:eastAsia="微软雅黑" w:hAnsi="Tahoma"/>
+          <w:kern w:val="0"/>
+          <w:sz w:val="22"/>
+        </w:rPr>
+        <w:t>6</w:t>
+      </w:r>
+      <w:r>
+        <w:rPr>
+          <w:rFonts w:ascii="Tahoma" w:eastAsia="微软雅黑" w:hAnsi="Tahoma" w:hint="eastAsia"/>
+          <w:kern w:val="0"/>
+          <w:sz w:val="22"/>
+        </w:rPr>
+        <w:t>月</w:t>
+      </w:r>
+      <w:r>
+        <w:rPr>
+          <w:rFonts w:ascii="Tahoma" w:eastAsia="微软雅黑" w:hAnsi="Tahoma"/>
+          <w:kern w:val="0"/>
+          <w:sz w:val="22"/>
+        </w:rPr>
+        <w:t>6</w:t>
+      </w:r>
+      <w:r>
+        <w:rPr>
+          <w:rFonts w:ascii="Tahoma" w:eastAsia="微软雅黑" w:hAnsi="Tahoma" w:hint="eastAsia"/>
+          <w:kern w:val="0"/>
+          <w:sz w:val="22"/>
+        </w:rPr>
+        <w:t>日，看群友推荐的《东方夜雀食堂》找到的灵感。</w:t>
       </w:r>
     </w:p>
     <w:p>
@@ -387,75 +382,25 @@
           <w:kern w:val="0"/>
           <w:sz w:val="22"/>
         </w:rPr>
-        <w:t>侧边阶梯区域插件在</w:t>
-      </w:r>
-      <w:r>
-        <w:rPr>
-          <w:rFonts w:ascii="Tahoma" w:eastAsia="微软雅黑" w:hAnsi="Tahoma"/>
-          <w:kern w:val="0"/>
-          <w:sz w:val="22"/>
-        </w:rPr>
-        <w:t>2021</w:t>
-      </w:r>
-      <w:r>
-        <w:rPr>
-          <w:rFonts w:ascii="Tahoma" w:eastAsia="微软雅黑" w:hAnsi="Tahoma" w:hint="eastAsia"/>
-          <w:kern w:val="0"/>
-          <w:sz w:val="22"/>
-        </w:rPr>
-        <w:t>年</w:t>
-      </w:r>
-      <w:r>
-        <w:rPr>
-          <w:rFonts w:ascii="Tahoma" w:eastAsia="微软雅黑" w:hAnsi="Tahoma"/>
-          <w:kern w:val="0"/>
-          <w:sz w:val="22"/>
-        </w:rPr>
-        <w:t>6</w:t>
-      </w:r>
-      <w:r>
-        <w:rPr>
-          <w:rFonts w:ascii="Tahoma" w:eastAsia="微软雅黑" w:hAnsi="Tahoma" w:hint="eastAsia"/>
-          <w:kern w:val="0"/>
-          <w:sz w:val="22"/>
-        </w:rPr>
-        <w:t>月</w:t>
-      </w:r>
-      <w:r>
-        <w:rPr>
-          <w:rFonts w:ascii="Tahoma" w:eastAsia="微软雅黑" w:hAnsi="Tahoma"/>
-          <w:kern w:val="0"/>
-          <w:sz w:val="22"/>
-        </w:rPr>
-        <w:t>6</w:t>
-      </w:r>
-      <w:r>
-        <w:rPr>
-          <w:rFonts w:ascii="Tahoma" w:eastAsia="微软雅黑" w:hAnsi="Tahoma" w:hint="eastAsia"/>
-          <w:kern w:val="0"/>
-          <w:sz w:val="22"/>
-        </w:rPr>
-        <w:t>日，看群友推荐的《东方夜雀食堂》找到的灵感。</w:t>
-      </w:r>
-    </w:p>
-    <w:p>
-      <w:pPr>
-        <w:widowControl/>
-        <w:snapToGrid w:val="0"/>
-        <w:jc w:val="left"/>
-        <w:rPr>
-          <w:rFonts w:ascii="Tahoma" w:eastAsia="微软雅黑" w:hAnsi="Tahoma"/>
-          <w:kern w:val="0"/>
-          <w:sz w:val="22"/>
-        </w:rPr>
-      </w:pPr>
-      <w:r>
-        <w:rPr>
-          <w:rFonts w:ascii="Tahoma" w:eastAsia="微软雅黑" w:hAnsi="Tahoma" w:hint="eastAsia"/>
-          <w:kern w:val="0"/>
-          <w:sz w:val="22"/>
-        </w:rPr>
-        <w:t>这个游戏很多图块都像现在编辑器里的，唯独那个楼梯不像，而且</w:t>
+        <w:t>这个游戏</w:t>
+      </w:r>
+      <w:proofErr w:type="gramStart"/>
+      <w:r>
+        <w:rPr>
+          <w:rFonts w:ascii="Tahoma" w:eastAsia="微软雅黑" w:hAnsi="Tahoma" w:hint="eastAsia"/>
+          <w:kern w:val="0"/>
+          <w:sz w:val="22"/>
+        </w:rPr>
+        <w:t>很多图块</w:t>
+      </w:r>
+      <w:proofErr w:type="gramEnd"/>
+      <w:r>
+        <w:rPr>
+          <w:rFonts w:ascii="Tahoma" w:eastAsia="微软雅黑" w:hAnsi="Tahoma" w:hint="eastAsia"/>
+          <w:kern w:val="0"/>
+          <w:sz w:val="22"/>
+        </w:rPr>
+        <w:t>都像现在编辑器里的，唯独那个楼梯不像，而且</w:t>
       </w:r>
       <w:r>
         <w:rPr>
@@ -525,7 +470,7 @@
           <w:sz w:val="22"/>
         </w:rPr>
         <w:drawing>
-          <wp:inline distT="0" distB="0" distL="0" distR="0" wp14:anchorId="0335B691" wp14:editId="3EA9869B">
+          <wp:inline distT="0" distB="0" distL="0" distR="0" wp14:anchorId="4392C259" wp14:editId="7036B5C8">
             <wp:extent cx="4337050" cy="2422294"/>
             <wp:effectExtent l="0" t="0" r="6350" b="0"/>
             <wp:docPr id="695035661" name="图片 1"/>
@@ -644,15 +589,7 @@
           <w:kern w:val="0"/>
           <w:sz w:val="22"/>
         </w:rPr>
-        <w:t>”</w:t>
-      </w:r>
-      <w:r>
-        <w:rPr>
-          <w:rFonts w:ascii="Tahoma" w:eastAsia="微软雅黑" w:hAnsi="Tahoma" w:hint="eastAsia"/>
-          <w:kern w:val="0"/>
-          <w:sz w:val="22"/>
-        </w:rPr>
-        <w:t>中。</w:t>
+        <w:t>”中。</w:t>
       </w:r>
     </w:p>
     <w:p>
@@ -709,19 +646,75 @@
     </w:p>
     <w:p>
       <w:pPr>
+        <w:pStyle w:val="2"/>
+        <w:rPr>
+          <w:rFonts w:hint="eastAsia"/>
+        </w:rPr>
+      </w:pPr>
+      <w:r>
+        <w:rPr>
+          <w:rFonts w:hint="eastAsia"/>
+        </w:rPr>
+        <w:lastRenderedPageBreak/>
+        <w:t>===</w:t>
+      </w:r>
+      <w:r>
+        <w:rPr>
+          <w:rFonts w:hint="eastAsia"/>
+        </w:rPr>
+        <w:t>阶梯</w:t>
+      </w:r>
+      <w:r>
+        <w:rPr>
+          <w:rFonts w:hint="eastAsia"/>
+        </w:rPr>
+        <w:t>素材</w:t>
+      </w:r>
+      <w:r>
+        <w:rPr>
+          <w:rFonts w:hint="eastAsia"/>
+        </w:rPr>
+        <w:t>画法</w:t>
+      </w:r>
+      <w:r>
+        <w:rPr>
+          <w:rFonts w:hint="eastAsia"/>
+        </w:rPr>
+        <w:t xml:space="preserve"> </w:t>
+      </w:r>
+      <w:r>
+        <w:rPr>
+          <w:rFonts w:hint="eastAsia"/>
+        </w:rPr>
+        <w:t>-</w:t>
+      </w:r>
+      <w:r>
+        <w:rPr>
+          <w:rFonts w:hint="eastAsia"/>
+        </w:rPr>
+        <w:t xml:space="preserve"> 实现===</w:t>
+      </w:r>
+    </w:p>
+    <w:p>
+      <w:pPr>
         <w:pStyle w:val="3"/>
         <w:rPr>
           <w:rFonts w:hint="eastAsia"/>
-          <w:sz w:val="28"/>
-        </w:rPr>
-      </w:pPr>
+        </w:rPr>
+      </w:pPr>
+      <w:proofErr w:type="gramStart"/>
       <w:r>
         <w:rPr>
           <w:rFonts w:hint="eastAsia"/>
-          <w:sz w:val="28"/>
-        </w:rPr>
-        <w:lastRenderedPageBreak/>
-        <w:t>图块素材的规划</w:t>
+        </w:rPr>
+        <w:t>图块素材</w:t>
+      </w:r>
+      <w:proofErr w:type="gramEnd"/>
+      <w:r>
+        <w:rPr>
+          <w:rFonts w:hint="eastAsia"/>
+        </w:rPr>
+        <w:t>的规划</w:t>
       </w:r>
     </w:p>
     <w:p>
@@ -742,8 +735,18 @@
           <w:kern w:val="0"/>
           <w:sz w:val="22"/>
         </w:rPr>
-        <w:t>要画图块素材，主要图块有</w:t>
-      </w:r>
+        <w:t>要画图块素材，</w:t>
+      </w:r>
+      <w:proofErr w:type="gramStart"/>
+      <w:r>
+        <w:rPr>
+          <w:rFonts w:ascii="Tahoma" w:eastAsia="微软雅黑" w:hAnsi="Tahoma" w:hint="eastAsia"/>
+          <w:kern w:val="0"/>
+          <w:sz w:val="22"/>
+        </w:rPr>
+        <w:t>主要图块有</w:t>
+      </w:r>
+      <w:proofErr w:type="gramEnd"/>
       <w:r>
         <w:rPr>
           <w:rFonts w:ascii="Tahoma" w:eastAsia="微软雅黑" w:hAnsi="Tahoma" w:hint="eastAsia"/>
@@ -919,7 +922,25 @@
           <w:kern w:val="0"/>
           <w:sz w:val="22"/>
         </w:rPr>
-        <w:t>下面给这九个图块编号，</w:t>
+        <w:t>下面给这</w:t>
+      </w:r>
+      <w:proofErr w:type="gramStart"/>
+      <w:r>
+        <w:rPr>
+          <w:rFonts w:ascii="Tahoma" w:eastAsia="微软雅黑" w:hAnsi="Tahoma" w:hint="eastAsia"/>
+          <w:kern w:val="0"/>
+          <w:sz w:val="22"/>
+        </w:rPr>
+        <w:t>九个图块编号</w:t>
+      </w:r>
+      <w:proofErr w:type="gramEnd"/>
+      <w:r>
+        <w:rPr>
+          <w:rFonts w:ascii="Tahoma" w:eastAsia="微软雅黑" w:hAnsi="Tahoma" w:hint="eastAsia"/>
+          <w:kern w:val="0"/>
+          <w:sz w:val="22"/>
+        </w:rPr>
+        <w:t>，</w:t>
       </w:r>
     </w:p>
     <w:p>
@@ -1088,7 +1109,7 @@
           <w:sz w:val="22"/>
         </w:rPr>
         <w:drawing>
-          <wp:inline distT="0" distB="0" distL="0" distR="0" wp14:anchorId="3B549990" wp14:editId="024FF3C6">
+          <wp:inline distT="0" distB="0" distL="0" distR="0" wp14:anchorId="3B549990" wp14:editId="52816536">
             <wp:extent cx="2517404" cy="1828800"/>
             <wp:effectExtent l="0" t="0" r="0" b="0"/>
             <wp:docPr id="469126078" name="图片 39"/>
@@ -1308,6 +1329,7 @@
               </w:rPr>
               <w:t xml:space="preserve"> </w:t>
             </w:r>
+            <w:proofErr w:type="gramStart"/>
             <w:r>
               <w:rPr>
                 <w:rFonts w:ascii="Tahoma" w:eastAsia="微软雅黑" w:hAnsi="Tahoma" w:hint="eastAsia"/>
@@ -1316,6 +1338,7 @@
               </w:rPr>
               <w:t>楼梯图块和斜坡图块</w:t>
             </w:r>
+            <w:proofErr w:type="gramEnd"/>
             <w:r>
               <w:rPr>
                 <w:rFonts w:ascii="Tahoma" w:eastAsia="微软雅黑" w:hAnsi="Tahoma" w:hint="eastAsia"/>
@@ -1388,40 +1411,30 @@
         <w:pStyle w:val="3"/>
         <w:rPr>
           <w:rFonts w:hint="eastAsia"/>
-          <w:sz w:val="28"/>
         </w:rPr>
       </w:pPr>
       <w:r>
         <w:rPr>
           <w:rFonts w:hint="eastAsia"/>
-          <w:sz w:val="28"/>
         </w:rPr>
         <w:lastRenderedPageBreak/>
         <w:t>2</w:t>
       </w:r>
       <w:r>
-        <w:rPr>
-          <w:sz w:val="28"/>
-        </w:rPr>
         <w:t>4</w:t>
       </w:r>
       <w:r>
         <w:rPr>
           <w:rFonts w:hint="eastAsia"/>
-          <w:sz w:val="28"/>
         </w:rPr>
         <w:t>像素/</w:t>
       </w:r>
       <w:r>
-        <w:rPr>
-          <w:sz w:val="28"/>
-        </w:rPr>
         <w:t>48</w:t>
       </w:r>
       <w:r>
         <w:rPr>
           <w:rFonts w:hint="eastAsia"/>
-          <w:sz w:val="28"/>
         </w:rPr>
         <w:t>像素比例设计</w:t>
       </w:r>
@@ -1592,7 +1605,7 @@
           <w:sz w:val="22"/>
         </w:rPr>
         <w:drawing>
-          <wp:inline distT="0" distB="0" distL="0" distR="0" wp14:anchorId="0A1E73FE" wp14:editId="4552533C">
+          <wp:inline distT="0" distB="0" distL="0" distR="0" wp14:anchorId="0A1E73FE" wp14:editId="56E962D5">
             <wp:extent cx="2380615" cy="1788471"/>
             <wp:effectExtent l="0" t="0" r="635" b="2540"/>
             <wp:docPr id="541150113" name="图片 40"/>
@@ -1648,7 +1661,7 @@
           <w:sz w:val="22"/>
         </w:rPr>
         <w:drawing>
-          <wp:inline distT="0" distB="0" distL="0" distR="0" wp14:anchorId="3FF6F270" wp14:editId="41DC8E77">
+          <wp:inline distT="0" distB="0" distL="0" distR="0" wp14:anchorId="3FF6F270" wp14:editId="63874184">
             <wp:extent cx="2385060" cy="1780037"/>
             <wp:effectExtent l="0" t="0" r="0" b="0"/>
             <wp:docPr id="277904217" name="图片 43"/>
@@ -2101,7 +2114,6 @@
         <w:pStyle w:val="3"/>
         <w:rPr>
           <w:rFonts w:hint="eastAsia"/>
-          <w:sz w:val="28"/>
         </w:rPr>
       </w:pPr>
       <w:bookmarkStart w:id="0" w:name="_3）弱化瑕疵_-_阶梯与图块的边缘"/>
@@ -2111,10 +2123,23 @@
       <w:r>
         <w:rPr>
           <w:rFonts w:hint="eastAsia"/>
-          <w:sz w:val="28"/>
         </w:rPr>
         <w:lastRenderedPageBreak/>
-        <w:t>弱化瑕疵 - 阶梯与图块的边缘</w:t>
+        <w:t>弱化瑕疵 - 阶梯</w:t>
+      </w:r>
+      <w:proofErr w:type="gramStart"/>
+      <w:r>
+        <w:rPr>
+          <w:rFonts w:hint="eastAsia"/>
+        </w:rPr>
+        <w:t>与图块的</w:t>
+      </w:r>
+      <w:proofErr w:type="gramEnd"/>
+      <w:r>
+        <w:rPr>
+          <w:rFonts w:hint="eastAsia"/>
+        </w:rPr>
+        <w:t>边缘</w:t>
       </w:r>
     </w:p>
     <w:p>
@@ -2129,13 +2154,23 @@
           <w:sz w:val="22"/>
         </w:rPr>
       </w:pPr>
-      <w:r>
-        <w:rPr>
-          <w:rFonts w:ascii="Tahoma" w:eastAsia="微软雅黑" w:hAnsi="Tahoma" w:hint="eastAsia"/>
-          <w:kern w:val="0"/>
-          <w:sz w:val="22"/>
-        </w:rPr>
-        <w:t>图块绘制时，会存在一些无法避免的瑕疵。</w:t>
+      <w:proofErr w:type="gramStart"/>
+      <w:r>
+        <w:rPr>
+          <w:rFonts w:ascii="Tahoma" w:eastAsia="微软雅黑" w:hAnsi="Tahoma" w:hint="eastAsia"/>
+          <w:kern w:val="0"/>
+          <w:sz w:val="22"/>
+        </w:rPr>
+        <w:t>图块绘制</w:t>
+      </w:r>
+      <w:proofErr w:type="gramEnd"/>
+      <w:r>
+        <w:rPr>
+          <w:rFonts w:ascii="Tahoma" w:eastAsia="微软雅黑" w:hAnsi="Tahoma" w:hint="eastAsia"/>
+          <w:kern w:val="0"/>
+          <w:sz w:val="22"/>
+        </w:rPr>
+        <w:t>时，会存在一些无法避免的瑕疵。</w:t>
       </w:r>
     </w:p>
     <w:p>
@@ -2294,7 +2329,25 @@
           <w:kern w:val="0"/>
           <w:sz w:val="22"/>
         </w:rPr>
-        <w:t>号阶梯只有一个独立图块时的情况，所以提前封住亮边了。</w:t>
+        <w:t>号阶梯只有一个</w:t>
+      </w:r>
+      <w:proofErr w:type="gramStart"/>
+      <w:r>
+        <w:rPr>
+          <w:rFonts w:ascii="Tahoma" w:eastAsia="微软雅黑" w:hAnsi="Tahoma" w:hint="eastAsia"/>
+          <w:kern w:val="0"/>
+          <w:sz w:val="22"/>
+        </w:rPr>
+        <w:t>独立图块</w:t>
+      </w:r>
+      <w:proofErr w:type="gramEnd"/>
+      <w:r>
+        <w:rPr>
+          <w:rFonts w:ascii="Tahoma" w:eastAsia="微软雅黑" w:hAnsi="Tahoma" w:hint="eastAsia"/>
+          <w:kern w:val="0"/>
+          <w:sz w:val="22"/>
+        </w:rPr>
+        <w:t>时的情况，所以提前封住亮边了。</w:t>
       </w:r>
     </w:p>
     <w:p>
@@ -2695,7 +2748,6 @@
         <w:pStyle w:val="3"/>
         <w:rPr>
           <w:rFonts w:hint="eastAsia"/>
-          <w:sz w:val="28"/>
         </w:rPr>
       </w:pPr>
       <w:bookmarkStart w:id="2" w:name="_4）弱化瑕疵_-_斜坡的阴影"/>
@@ -2705,7 +2757,6 @@
       <w:r>
         <w:rPr>
           <w:rFonts w:hint="eastAsia"/>
-          <w:sz w:val="28"/>
         </w:rPr>
         <w:lastRenderedPageBreak/>
         <w:t>弱化瑕疵 - 斜坡的阴影</w:t>
@@ -2723,13 +2774,23 @@
           <w:sz w:val="22"/>
         </w:rPr>
       </w:pPr>
-      <w:r>
-        <w:rPr>
-          <w:rFonts w:ascii="Tahoma" w:eastAsia="微软雅黑" w:hAnsi="Tahoma" w:hint="eastAsia"/>
-          <w:kern w:val="0"/>
-          <w:sz w:val="22"/>
-        </w:rPr>
-        <w:t>图块绘制时，会存在一些无法避免的瑕疵。</w:t>
+      <w:proofErr w:type="gramStart"/>
+      <w:r>
+        <w:rPr>
+          <w:rFonts w:ascii="Tahoma" w:eastAsia="微软雅黑" w:hAnsi="Tahoma" w:hint="eastAsia"/>
+          <w:kern w:val="0"/>
+          <w:sz w:val="22"/>
+        </w:rPr>
+        <w:t>图块绘制</w:t>
+      </w:r>
+      <w:proofErr w:type="gramEnd"/>
+      <w:r>
+        <w:rPr>
+          <w:rFonts w:ascii="Tahoma" w:eastAsia="微软雅黑" w:hAnsi="Tahoma" w:hint="eastAsia"/>
+          <w:kern w:val="0"/>
+          <w:sz w:val="22"/>
+        </w:rPr>
+        <w:t>时，会存在一些无法避免的瑕疵。</w:t>
       </w:r>
     </w:p>
     <w:p>
@@ -2781,13 +2842,23 @@
           <w:sz w:val="22"/>
         </w:rPr>
       </w:pPr>
-      <w:r>
-        <w:rPr>
-          <w:rFonts w:ascii="Tahoma" w:eastAsia="微软雅黑" w:hAnsi="Tahoma" w:hint="eastAsia"/>
-          <w:kern w:val="0"/>
-          <w:sz w:val="22"/>
-        </w:rPr>
-        <w:t>缺这个角是为了兼容画右图的多斜坡时，</w:t>
+      <w:proofErr w:type="gramStart"/>
+      <w:r>
+        <w:rPr>
+          <w:rFonts w:ascii="Tahoma" w:eastAsia="微软雅黑" w:hAnsi="Tahoma" w:hint="eastAsia"/>
+          <w:kern w:val="0"/>
+          <w:sz w:val="22"/>
+        </w:rPr>
+        <w:t>缺这个</w:t>
+      </w:r>
+      <w:proofErr w:type="gramEnd"/>
+      <w:r>
+        <w:rPr>
+          <w:rFonts w:ascii="Tahoma" w:eastAsia="微软雅黑" w:hAnsi="Tahoma" w:hint="eastAsia"/>
+          <w:kern w:val="0"/>
+          <w:sz w:val="22"/>
+        </w:rPr>
+        <w:t>角是为了兼容画右图的多斜坡时，</w:t>
       </w:r>
     </w:p>
     <w:p>
@@ -2952,7 +3023,6 @@
         <w:pStyle w:val="3"/>
         <w:rPr>
           <w:rFonts w:hint="eastAsia"/>
-          <w:sz w:val="28"/>
         </w:rPr>
       </w:pPr>
       <w:bookmarkStart w:id="4" w:name="_5）弱化瑕疵_-_相反的色块"/>
@@ -2962,7 +3032,6 @@
       <w:r>
         <w:rPr>
           <w:rFonts w:hint="eastAsia"/>
-          <w:sz w:val="28"/>
         </w:rPr>
         <w:t>弱化瑕疵 - 相反的备用色块</w:t>
       </w:r>
@@ -2979,13 +3048,23 @@
           <w:sz w:val="22"/>
         </w:rPr>
       </w:pPr>
-      <w:r>
-        <w:rPr>
-          <w:rFonts w:ascii="Tahoma" w:eastAsia="微软雅黑" w:hAnsi="Tahoma" w:hint="eastAsia"/>
-          <w:kern w:val="0"/>
-          <w:sz w:val="22"/>
-        </w:rPr>
-        <w:t>图块绘制时，会存在一些无法避免的瑕疵。</w:t>
+      <w:proofErr w:type="gramStart"/>
+      <w:r>
+        <w:rPr>
+          <w:rFonts w:ascii="Tahoma" w:eastAsia="微软雅黑" w:hAnsi="Tahoma" w:hint="eastAsia"/>
+          <w:kern w:val="0"/>
+          <w:sz w:val="22"/>
+        </w:rPr>
+        <w:t>图块绘制</w:t>
+      </w:r>
+      <w:proofErr w:type="gramEnd"/>
+      <w:r>
+        <w:rPr>
+          <w:rFonts w:ascii="Tahoma" w:eastAsia="微软雅黑" w:hAnsi="Tahoma" w:hint="eastAsia"/>
+          <w:kern w:val="0"/>
+          <w:sz w:val="22"/>
+        </w:rPr>
+        <w:t>时，会存在一些无法避免的瑕疵。</w:t>
       </w:r>
     </w:p>
     <w:p>
@@ -3227,8 +3306,18 @@
                 <w:kern w:val="0"/>
                 <w:sz w:val="22"/>
               </w:rPr>
-              <w:t>使用相近颜色、加备用图块</w:t>
-            </w:r>
+              <w:t>使用相近颜色、加</w:t>
+            </w:r>
+            <w:proofErr w:type="gramStart"/>
+            <w:r>
+              <w:rPr>
+                <w:rFonts w:ascii="Tahoma" w:eastAsia="微软雅黑" w:hAnsi="Tahoma" w:hint="eastAsia"/>
+                <w:kern w:val="0"/>
+                <w:sz w:val="22"/>
+              </w:rPr>
+              <w:t>备用图块</w:t>
+            </w:r>
+            <w:proofErr w:type="gramEnd"/>
             <w:r>
               <w:rPr>
                 <w:rFonts w:ascii="Tahoma" w:eastAsia="微软雅黑" w:hAnsi="Tahoma" w:hint="eastAsia"/>
@@ -3293,6 +3382,12 @@
           <w:rFonts w:hint="eastAsia"/>
         </w:rPr>
         <w:lastRenderedPageBreak/>
+        <w:t>===</w:t>
+      </w:r>
+      <w:r>
+        <w:rPr>
+          <w:rFonts w:hint="eastAsia"/>
+        </w:rPr>
         <w:t>阶梯</w:t>
       </w:r>
       <w:r>
@@ -3311,13 +3406,19 @@
         <w:rPr>
           <w:rFonts w:hint="eastAsia"/>
         </w:rPr>
+        <w:t xml:space="preserve"> </w:t>
+      </w:r>
+      <w:r>
+        <w:rPr>
+          <w:rFonts w:hint="eastAsia"/>
+        </w:rPr>
         <w:t>-</w:t>
       </w:r>
       <w:r>
         <w:rPr>
           <w:rFonts w:hint="eastAsia"/>
         </w:rPr>
-        <w:t>细节问题</w:t>
+        <w:t xml:space="preserve"> 注意事项===</w:t>
       </w:r>
     </w:p>
     <w:p>
@@ -3325,15 +3426,21 @@
         <w:pStyle w:val="3"/>
         <w:rPr>
           <w:rFonts w:hint="eastAsia"/>
-          <w:sz w:val="28"/>
-        </w:rPr>
-      </w:pPr>
+        </w:rPr>
+      </w:pPr>
+      <w:proofErr w:type="gramStart"/>
       <w:r>
         <w:rPr>
           <w:rFonts w:hint="eastAsia"/>
-          <w:sz w:val="28"/>
-        </w:rPr>
-        <w:t>图块素材画出来不完美</w:t>
+        </w:rPr>
+        <w:t>图块素材</w:t>
+      </w:r>
+      <w:proofErr w:type="gramEnd"/>
+      <w:r>
+        <w:rPr>
+          <w:rFonts w:hint="eastAsia"/>
+        </w:rPr>
+        <w:t>画出来不完美</w:t>
       </w:r>
     </w:p>
     <w:tbl>
@@ -3402,13 +3509,23 @@
                 <w:sz w:val="22"/>
               </w:rPr>
             </w:pPr>
-            <w:r>
-              <w:rPr>
-                <w:rFonts w:ascii="Tahoma" w:eastAsia="微软雅黑" w:hAnsi="Tahoma" w:hint="eastAsia"/>
-                <w:kern w:val="0"/>
-                <w:sz w:val="22"/>
-              </w:rPr>
-              <w:t>图块素材画出来不完美</w:t>
+            <w:proofErr w:type="gramStart"/>
+            <w:r>
+              <w:rPr>
+                <w:rFonts w:ascii="Tahoma" w:eastAsia="微软雅黑" w:hAnsi="Tahoma" w:hint="eastAsia"/>
+                <w:kern w:val="0"/>
+                <w:sz w:val="22"/>
+              </w:rPr>
+              <w:t>图块素材</w:t>
+            </w:r>
+            <w:proofErr w:type="gramEnd"/>
+            <w:r>
+              <w:rPr>
+                <w:rFonts w:ascii="Tahoma" w:eastAsia="微软雅黑" w:hAnsi="Tahoma" w:hint="eastAsia"/>
+                <w:kern w:val="0"/>
+                <w:sz w:val="22"/>
+              </w:rPr>
+              <w:t>画出来不完美</w:t>
             </w:r>
           </w:p>
         </w:tc>
@@ -3587,13 +3704,41 @@
                 <w:sz w:val="22"/>
               </w:rPr>
             </w:pPr>
-            <w:r>
-              <w:rPr>
-                <w:rFonts w:ascii="Tahoma" w:eastAsia="微软雅黑" w:hAnsi="Tahoma" w:hint="eastAsia"/>
-                <w:kern w:val="0"/>
-                <w:sz w:val="22"/>
-              </w:rPr>
-              <w:t>图块边缘少了一条描边线。</w:t>
+            <w:proofErr w:type="gramStart"/>
+            <w:r>
+              <w:rPr>
+                <w:rFonts w:ascii="Tahoma" w:eastAsia="微软雅黑" w:hAnsi="Tahoma" w:hint="eastAsia"/>
+                <w:kern w:val="0"/>
+                <w:sz w:val="22"/>
+              </w:rPr>
+              <w:t>图块边缘</w:t>
+            </w:r>
+            <w:proofErr w:type="gramEnd"/>
+            <w:r>
+              <w:rPr>
+                <w:rFonts w:ascii="Tahoma" w:eastAsia="微软雅黑" w:hAnsi="Tahoma" w:hint="eastAsia"/>
+                <w:kern w:val="0"/>
+                <w:sz w:val="22"/>
+              </w:rPr>
+              <w:t>少了一条</w:t>
+            </w:r>
+            <w:proofErr w:type="gramStart"/>
+            <w:r>
+              <w:rPr>
+                <w:rFonts w:ascii="Tahoma" w:eastAsia="微软雅黑" w:hAnsi="Tahoma" w:hint="eastAsia"/>
+                <w:kern w:val="0"/>
+                <w:sz w:val="22"/>
+              </w:rPr>
+              <w:t>描</w:t>
+            </w:r>
+            <w:proofErr w:type="gramEnd"/>
+            <w:r>
+              <w:rPr>
+                <w:rFonts w:ascii="Tahoma" w:eastAsia="微软雅黑" w:hAnsi="Tahoma" w:hint="eastAsia"/>
+                <w:kern w:val="0"/>
+                <w:sz w:val="22"/>
+              </w:rPr>
+              <w:t>边线。</w:t>
             </w:r>
           </w:p>
         </w:tc>
@@ -3671,13 +3816,23 @@
               </w:rPr>
               <w:t>48x48</w:t>
             </w:r>
-            <w:r>
-              <w:rPr>
-                <w:rFonts w:ascii="Tahoma" w:eastAsia="微软雅黑" w:hAnsi="Tahoma" w:hint="eastAsia"/>
-                <w:kern w:val="0"/>
-                <w:sz w:val="22"/>
-              </w:rPr>
-              <w:t>图块单独绘制而造成的。</w:t>
+            <w:proofErr w:type="gramStart"/>
+            <w:r>
+              <w:rPr>
+                <w:rFonts w:ascii="Tahoma" w:eastAsia="微软雅黑" w:hAnsi="Tahoma" w:hint="eastAsia"/>
+                <w:kern w:val="0"/>
+                <w:sz w:val="22"/>
+              </w:rPr>
+              <w:t>图块单独</w:t>
+            </w:r>
+            <w:proofErr w:type="gramEnd"/>
+            <w:r>
+              <w:rPr>
+                <w:rFonts w:ascii="Tahoma" w:eastAsia="微软雅黑" w:hAnsi="Tahoma" w:hint="eastAsia"/>
+                <w:kern w:val="0"/>
+                <w:sz w:val="22"/>
+              </w:rPr>
+              <w:t>绘制而造成的。</w:t>
             </w:r>
           </w:p>
           <w:p>
@@ -4583,7 +4738,27 @@
                   <w:kern w:val="0"/>
                   <w:sz w:val="22"/>
                 </w:rPr>
-                <w:t>阶梯与图块的边缘</w:t>
+                <w:t>阶梯</w:t>
+              </w:r>
+              <w:proofErr w:type="gramStart"/>
+              <w:r>
+                <w:rPr>
+                  <w:rStyle w:val="a4"/>
+                  <w:rFonts w:ascii="Tahoma" w:eastAsia="微软雅黑" w:hAnsi="Tahoma" w:hint="eastAsia"/>
+                  <w:kern w:val="0"/>
+                  <w:sz w:val="22"/>
+                </w:rPr>
+                <w:t>与图块的</w:t>
+              </w:r>
+              <w:proofErr w:type="gramEnd"/>
+              <w:r>
+                <w:rPr>
+                  <w:rStyle w:val="a4"/>
+                  <w:rFonts w:ascii="Tahoma" w:eastAsia="微软雅黑" w:hAnsi="Tahoma" w:hint="eastAsia"/>
+                  <w:kern w:val="0"/>
+                  <w:sz w:val="22"/>
+                </w:rPr>
+                <w:t>边缘</w:t>
               </w:r>
             </w:hyperlink>
             <w:r>
@@ -4721,7 +4896,7 @@
 </file>
 
 <file path=word/endnotes.xml><?xml version="1.0" encoding="utf-8"?>
-<w:endnotes xmlns:wpc="http://schemas.microsoft.com/office/word/2010/wordprocessingCanvas" xmlns:cx="http://schemas.microsoft.com/office/drawing/2014/chartex" xmlns:cx1="http://schemas.microsoft.com/office/drawing/2015/9/8/chartex" xmlns:cx2="http://schemas.microsoft.com/office/drawing/2015/10/21/chartex" xmlns:cx3="http://schemas.microsoft.com/office/drawing/2016/5/9/chartex" xmlns:cx4="http://schemas.microsoft.com/office/drawing/2016/5/10/chartex" xmlns:cx5="http://schemas.microsoft.com/office/drawing/2016/5/11/chartex" xmlns:cx6="http://schemas.microsoft.com/office/drawing/2016/5/12/chartex" xmlns:cx7="http://schemas.microsoft.com/office/drawing/2016/5/13/chartex" xmlns:cx8="http://schemas.microsoft.com/office/drawing/2016/5/14/chartex" xmlns:mc="http://schemas.openxmlformats.org/markup-compatibility/2006" xmlns:aink="http://schemas.microsoft.com/office/drawing/2016/ink" xmlns:am3d="http://schemas.microsoft.com/office/drawing/2017/model3d" xmlns:o="urn:schemas-microsoft-com:office:office" xmlns:oel="http://schemas.microsoft.com/office/2019/extlst" xmlns:r="http://schemas.openxmlformats.org/officeDocument/2006/relationships" xmlns:m="http://schemas.openxmlformats.org/officeDocument/2006/math" xmlns:v="urn:schemas-microsoft-com:vml" xmlns:wp14="http://schemas.microsoft.com/office/word/2010/wordprocessingDrawing" xmlns:wp="http://schemas.openxmlformats.org/drawingml/2006/wordprocessingDrawing" xmlns:w10="urn:schemas-microsoft-com:office:word" xmlns:w="http://schemas.openxmlformats.org/wordprocessingml/2006/main" xmlns:w14="http://schemas.microsoft.com/office/word/2010/wordml" xmlns:w15="http://schemas.microsoft.com/office/word/2012/wordml" xmlns:w16cex="http://schemas.microsoft.com/office/word/2018/wordml/cex" xmlns:w16cid="http://schemas.microsoft.com/office/word/2016/wordml/cid" xmlns:w16="http://schemas.microsoft.com/office/word/2018/wordml" xmlns:w16du="http://schemas.microsoft.com/office/word/2023/wordml/word16du" xmlns:w16sdtdh="http://schemas.microsoft.com/office/word/2020/wordml/sdtdatahash" xmlns:w16se="http://schemas.microsoft.com/office/word/2015/wordml/symex" xmlns:wpg="http://schemas.microsoft.com/office/word/2010/wordprocessingGroup" xmlns:wpi="http://schemas.microsoft.com/office/word/2010/wordprocessingInk" xmlns:wne="http://schemas.microsoft.com/office/word/2006/wordml" xmlns:wps="http://schemas.microsoft.com/office/word/2010/wordprocessingShape" mc:Ignorable="w14 w15 w16se w16cid w16 w16cex w16sdtdh w16du wp14">
+<w:endnotes xmlns:wpc="http://schemas.microsoft.com/office/word/2010/wordprocessingCanvas" xmlns:cx="http://schemas.microsoft.com/office/drawing/2014/chartex" xmlns:cx1="http://schemas.microsoft.com/office/drawing/2015/9/8/chartex" xmlns:cx2="http://schemas.microsoft.com/office/drawing/2015/10/21/chartex" xmlns:cx3="http://schemas.microsoft.com/office/drawing/2016/5/9/chartex" xmlns:cx4="http://schemas.microsoft.com/office/drawing/2016/5/10/chartex" xmlns:cx5="http://schemas.microsoft.com/office/drawing/2016/5/11/chartex" xmlns:cx6="http://schemas.microsoft.com/office/drawing/2016/5/12/chartex" xmlns:cx7="http://schemas.microsoft.com/office/drawing/2016/5/13/chartex" xmlns:cx8="http://schemas.microsoft.com/office/drawing/2016/5/14/chartex" xmlns:mc="http://schemas.openxmlformats.org/markup-compatibility/2006" xmlns:aink="http://schemas.microsoft.com/office/drawing/2016/ink" xmlns:am3d="http://schemas.microsoft.com/office/drawing/2017/model3d" xmlns:o="urn:schemas-microsoft-com:office:office" xmlns:oel="http://schemas.microsoft.com/office/2019/extlst" xmlns:r="http://schemas.openxmlformats.org/officeDocument/2006/relationships" xmlns:m="http://schemas.openxmlformats.org/officeDocument/2006/math" xmlns:v="urn:schemas-microsoft-com:vml" xmlns:wp14="http://schemas.microsoft.com/office/word/2010/wordprocessingDrawing" xmlns:wp="http://schemas.openxmlformats.org/drawingml/2006/wordprocessingDrawing" xmlns:w10="urn:schemas-microsoft-com:office:word" xmlns:w="http://schemas.openxmlformats.org/wordprocessingml/2006/main" xmlns:w14="http://schemas.microsoft.com/office/word/2010/wordml" xmlns:w15="http://schemas.microsoft.com/office/word/2012/wordml" xmlns:w16cex="http://schemas.microsoft.com/office/word/2018/wordml/cex" xmlns:w16cid="http://schemas.microsoft.com/office/word/2016/wordml/cid" xmlns:w16="http://schemas.microsoft.com/office/word/2018/wordml" xmlns:w16du="http://schemas.microsoft.com/office/word/2023/wordml/word16du" xmlns:w16sdtdh="http://schemas.microsoft.com/office/word/2020/wordml/sdtdatahash" xmlns:w16sdtfl="http://schemas.microsoft.com/office/word/2024/wordml/sdtformatlock" xmlns:w16se="http://schemas.microsoft.com/office/word/2015/wordml/symex" xmlns:wpg="http://schemas.microsoft.com/office/word/2010/wordprocessingGroup" xmlns:wpi="http://schemas.microsoft.com/office/word/2010/wordprocessingInk" xmlns:wne="http://schemas.microsoft.com/office/word/2006/wordml" xmlns:wps="http://schemas.microsoft.com/office/word/2010/wordprocessingShape" mc:Ignorable="w14 w15 w16se w16cid w16 w16cex w16sdtdh w16sdtfl w16du wp14">
   <w:endnote w:type="separator" w:id="-1">
     <w:p>
       <w:pPr>
@@ -4750,7 +4925,7 @@
 </file>
 
 <file path=word/footnotes.xml><?xml version="1.0" encoding="utf-8"?>
-<w:footnotes xmlns:wpc="http://schemas.microsoft.com/office/word/2010/wordprocessingCanvas" xmlns:cx="http://schemas.microsoft.com/office/drawing/2014/chartex" xmlns:cx1="http://schemas.microsoft.com/office/drawing/2015/9/8/chartex" xmlns:cx2="http://schemas.microsoft.com/office/drawing/2015/10/21/chartex" xmlns:cx3="http://schemas.microsoft.com/office/drawing/2016/5/9/chartex" xmlns:cx4="http://schemas.microsoft.com/office/drawing/2016/5/10/chartex" xmlns:cx5="http://schemas.microsoft.com/office/drawing/2016/5/11/chartex" xmlns:cx6="http://schemas.microsoft.com/office/drawing/2016/5/12/chartex" xmlns:cx7="http://schemas.microsoft.com/office/drawing/2016/5/13/chartex" xmlns:cx8="http://schemas.microsoft.com/office/drawing/2016/5/14/chartex" xmlns:mc="http://schemas.openxmlformats.org/markup-compatibility/2006" xmlns:aink="http://schemas.microsoft.com/office/drawing/2016/ink" xmlns:am3d="http://schemas.microsoft.com/office/drawing/2017/model3d" xmlns:o="urn:schemas-microsoft-com:office:office" xmlns:oel="http://schemas.microsoft.com/office/2019/extlst" xmlns:r="http://schemas.openxmlformats.org/officeDocument/2006/relationships" xmlns:m="http://schemas.openxmlformats.org/officeDocument/2006/math" xmlns:v="urn:schemas-microsoft-com:vml" xmlns:wp14="http://schemas.microsoft.com/office/word/2010/wordprocessingDrawing" xmlns:wp="http://schemas.openxmlformats.org/drawingml/2006/wordprocessingDrawing" xmlns:w10="urn:schemas-microsoft-com:office:word" xmlns:w="http://schemas.openxmlformats.org/wordprocessingml/2006/main" xmlns:w14="http://schemas.microsoft.com/office/word/2010/wordml" xmlns:w15="http://schemas.microsoft.com/office/word/2012/wordml" xmlns:w16cex="http://schemas.microsoft.com/office/word/2018/wordml/cex" xmlns:w16cid="http://schemas.microsoft.com/office/word/2016/wordml/cid" xmlns:w16="http://schemas.microsoft.com/office/word/2018/wordml" xmlns:w16du="http://schemas.microsoft.com/office/word/2023/wordml/word16du" xmlns:w16sdtdh="http://schemas.microsoft.com/office/word/2020/wordml/sdtdatahash" xmlns:w16se="http://schemas.microsoft.com/office/word/2015/wordml/symex" xmlns:wpg="http://schemas.microsoft.com/office/word/2010/wordprocessingGroup" xmlns:wpi="http://schemas.microsoft.com/office/word/2010/wordprocessingInk" xmlns:wne="http://schemas.microsoft.com/office/word/2006/wordml" xmlns:wps="http://schemas.microsoft.com/office/word/2010/wordprocessingShape" mc:Ignorable="w14 w15 w16se w16cid w16 w16cex w16sdtdh w16du wp14">
+<w:footnotes xmlns:wpc="http://schemas.microsoft.com/office/word/2010/wordprocessingCanvas" xmlns:cx="http://schemas.microsoft.com/office/drawing/2014/chartex" xmlns:cx1="http://schemas.microsoft.com/office/drawing/2015/9/8/chartex" xmlns:cx2="http://schemas.microsoft.com/office/drawing/2015/10/21/chartex" xmlns:cx3="http://schemas.microsoft.com/office/drawing/2016/5/9/chartex" xmlns:cx4="http://schemas.microsoft.com/office/drawing/2016/5/10/chartex" xmlns:cx5="http://schemas.microsoft.com/office/drawing/2016/5/11/chartex" xmlns:cx6="http://schemas.microsoft.com/office/drawing/2016/5/12/chartex" xmlns:cx7="http://schemas.microsoft.com/office/drawing/2016/5/13/chartex" xmlns:cx8="http://schemas.microsoft.com/office/drawing/2016/5/14/chartex" xmlns:mc="http://schemas.openxmlformats.org/markup-compatibility/2006" xmlns:aink="http://schemas.microsoft.com/office/drawing/2016/ink" xmlns:am3d="http://schemas.microsoft.com/office/drawing/2017/model3d" xmlns:o="urn:schemas-microsoft-com:office:office" xmlns:oel="http://schemas.microsoft.com/office/2019/extlst" xmlns:r="http://schemas.openxmlformats.org/officeDocument/2006/relationships" xmlns:m="http://schemas.openxmlformats.org/officeDocument/2006/math" xmlns:v="urn:schemas-microsoft-com:vml" xmlns:wp14="http://schemas.microsoft.com/office/word/2010/wordprocessingDrawing" xmlns:wp="http://schemas.openxmlformats.org/drawingml/2006/wordprocessingDrawing" xmlns:w10="urn:schemas-microsoft-com:office:word" xmlns:w="http://schemas.openxmlformats.org/wordprocessingml/2006/main" xmlns:w14="http://schemas.microsoft.com/office/word/2010/wordml" xmlns:w15="http://schemas.microsoft.com/office/word/2012/wordml" xmlns:w16cex="http://schemas.microsoft.com/office/word/2018/wordml/cex" xmlns:w16cid="http://schemas.microsoft.com/office/word/2016/wordml/cid" xmlns:w16="http://schemas.microsoft.com/office/word/2018/wordml" xmlns:w16du="http://schemas.microsoft.com/office/word/2023/wordml/word16du" xmlns:w16sdtdh="http://schemas.microsoft.com/office/word/2020/wordml/sdtdatahash" xmlns:w16sdtfl="http://schemas.microsoft.com/office/word/2024/wordml/sdtformatlock" xmlns:w16se="http://schemas.microsoft.com/office/word/2015/wordml/symex" xmlns:wpg="http://schemas.microsoft.com/office/word/2010/wordprocessingGroup" xmlns:wpi="http://schemas.microsoft.com/office/word/2010/wordprocessingInk" xmlns:wne="http://schemas.microsoft.com/office/word/2006/wordml" xmlns:wps="http://schemas.microsoft.com/office/word/2010/wordprocessingShape" mc:Ignorable="w14 w15 w16se w16cid w16 w16cex w16sdtdh w16sdtfl w16du wp14">
   <w:footnote w:type="separator" w:id="-1">
     <w:p>
       <w:pPr>
@@ -4779,7 +4954,7 @@
 </file>
 
 <file path=word/header1.xml><?xml version="1.0" encoding="utf-8"?>
-<w:hdr xmlns:wpc="http://schemas.microsoft.com/office/word/2010/wordprocessingCanvas" xmlns:cx="http://schemas.microsoft.com/office/drawing/2014/chartex" xmlns:cx1="http://schemas.microsoft.com/office/drawing/2015/9/8/chartex" xmlns:cx2="http://schemas.microsoft.com/office/drawing/2015/10/21/chartex" xmlns:cx3="http://schemas.microsoft.com/office/drawing/2016/5/9/chartex" xmlns:cx4="http://schemas.microsoft.com/office/drawing/2016/5/10/chartex" xmlns:cx5="http://schemas.microsoft.com/office/drawing/2016/5/11/chartex" xmlns:cx6="http://schemas.microsoft.com/office/drawing/2016/5/12/chartex" xmlns:cx7="http://schemas.microsoft.com/office/drawing/2016/5/13/chartex" xmlns:cx8="http://schemas.microsoft.com/office/drawing/2016/5/14/chartex" xmlns:mc="http://schemas.openxmlformats.org/markup-compatibility/2006" xmlns:aink="http://schemas.microsoft.com/office/drawing/2016/ink" xmlns:am3d="http://schemas.microsoft.com/office/drawing/2017/model3d" xmlns:o="urn:schemas-microsoft-com:office:office" xmlns:oel="http://schemas.microsoft.com/office/2019/extlst" xmlns:r="http://schemas.openxmlformats.org/officeDocument/2006/relationships" xmlns:m="http://schemas.openxmlformats.org/officeDocument/2006/math" xmlns:v="urn:schemas-microsoft-com:vml" xmlns:wp14="http://schemas.microsoft.com/office/word/2010/wordprocessingDrawing" xmlns:wp="http://schemas.openxmlformats.org/drawingml/2006/wordprocessingDrawing" xmlns:w10="urn:schemas-microsoft-com:office:word" xmlns:w="http://schemas.openxmlformats.org/wordprocessingml/2006/main" xmlns:w14="http://schemas.microsoft.com/office/word/2010/wordml" xmlns:w15="http://schemas.microsoft.com/office/word/2012/wordml" xmlns:w16cex="http://schemas.microsoft.com/office/word/2018/wordml/cex" xmlns:w16cid="http://schemas.microsoft.com/office/word/2016/wordml/cid" xmlns:w16="http://schemas.microsoft.com/office/word/2018/wordml" xmlns:w16du="http://schemas.microsoft.com/office/word/2023/wordml/word16du" xmlns:w16sdtdh="http://schemas.microsoft.com/office/word/2020/wordml/sdtdatahash" xmlns:w16se="http://schemas.microsoft.com/office/word/2015/wordml/symex" xmlns:wpg="http://schemas.microsoft.com/office/word/2010/wordprocessingGroup" xmlns:wpi="http://schemas.microsoft.com/office/word/2010/wordprocessingInk" xmlns:wne="http://schemas.microsoft.com/office/word/2006/wordml" xmlns:wps="http://schemas.microsoft.com/office/word/2010/wordprocessingShape" mc:Ignorable="w14 w15 w16se w16cid w16 w16cex w16sdtdh w16du wp14">
+<w:hdr xmlns:wpc="http://schemas.microsoft.com/office/word/2010/wordprocessingCanvas" xmlns:cx="http://schemas.microsoft.com/office/drawing/2014/chartex" xmlns:cx1="http://schemas.microsoft.com/office/drawing/2015/9/8/chartex" xmlns:cx2="http://schemas.microsoft.com/office/drawing/2015/10/21/chartex" xmlns:cx3="http://schemas.microsoft.com/office/drawing/2016/5/9/chartex" xmlns:cx4="http://schemas.microsoft.com/office/drawing/2016/5/10/chartex" xmlns:cx5="http://schemas.microsoft.com/office/drawing/2016/5/11/chartex" xmlns:cx6="http://schemas.microsoft.com/office/drawing/2016/5/12/chartex" xmlns:cx7="http://schemas.microsoft.com/office/drawing/2016/5/13/chartex" xmlns:cx8="http://schemas.microsoft.com/office/drawing/2016/5/14/chartex" xmlns:mc="http://schemas.openxmlformats.org/markup-compatibility/2006" xmlns:aink="http://schemas.microsoft.com/office/drawing/2016/ink" xmlns:am3d="http://schemas.microsoft.com/office/drawing/2017/model3d" xmlns:o="urn:schemas-microsoft-com:office:office" xmlns:oel="http://schemas.microsoft.com/office/2019/extlst" xmlns:r="http://schemas.openxmlformats.org/officeDocument/2006/relationships" xmlns:m="http://schemas.openxmlformats.org/officeDocument/2006/math" xmlns:v="urn:schemas-microsoft-com:vml" xmlns:wp14="http://schemas.microsoft.com/office/word/2010/wordprocessingDrawing" xmlns:wp="http://schemas.openxmlformats.org/drawingml/2006/wordprocessingDrawing" xmlns:w10="urn:schemas-microsoft-com:office:word" xmlns:w="http://schemas.openxmlformats.org/wordprocessingml/2006/main" xmlns:w14="http://schemas.microsoft.com/office/word/2010/wordml" xmlns:w15="http://schemas.microsoft.com/office/word/2012/wordml" xmlns:w16cex="http://schemas.microsoft.com/office/word/2018/wordml/cex" xmlns:w16cid="http://schemas.microsoft.com/office/word/2016/wordml/cid" xmlns:w16="http://schemas.microsoft.com/office/word/2018/wordml" xmlns:w16du="http://schemas.microsoft.com/office/word/2023/wordml/word16du" xmlns:w16sdtdh="http://schemas.microsoft.com/office/word/2020/wordml/sdtdatahash" xmlns:w16sdtfl="http://schemas.microsoft.com/office/word/2024/wordml/sdtformatlock" xmlns:w16se="http://schemas.microsoft.com/office/word/2015/wordml/symex" xmlns:wpg="http://schemas.microsoft.com/office/word/2010/wordprocessingGroup" xmlns:wpi="http://schemas.microsoft.com/office/word/2010/wordprocessingInk" xmlns:wne="http://schemas.microsoft.com/office/word/2006/wordml" xmlns:wps="http://schemas.microsoft.com/office/word/2010/wordprocessingShape" mc:Ignorable="w14 w15 w16se w16cid w16 w16cex w16sdtdh w16sdtfl w16du wp14">
   <w:p>
     <w:pPr>
       <w:jc w:val="center"/>
@@ -4889,7 +5064,7 @@
 </file>
 
 <file path=word/styles.xml><?xml version="1.0" encoding="utf-8"?>
-<w:styles xmlns:mc="http://schemas.openxmlformats.org/markup-compatibility/2006" xmlns:r="http://schemas.openxmlformats.org/officeDocument/2006/relationships" xmlns:w="http://schemas.openxmlformats.org/wordprocessingml/2006/main" xmlns:w14="http://schemas.microsoft.com/office/word/2010/wordml" xmlns:w15="http://schemas.microsoft.com/office/word/2012/wordml" xmlns:w16cex="http://schemas.microsoft.com/office/word/2018/wordml/cex" xmlns:w16cid="http://schemas.microsoft.com/office/word/2016/wordml/cid" xmlns:w16="http://schemas.microsoft.com/office/word/2018/wordml" xmlns:w16du="http://schemas.microsoft.com/office/word/2023/wordml/word16du" xmlns:w16sdtdh="http://schemas.microsoft.com/office/word/2020/wordml/sdtdatahash" xmlns:w16se="http://schemas.microsoft.com/office/word/2015/wordml/symex" mc:Ignorable="w14 w15 w16se w16cid w16 w16cex w16sdtdh w16du">
+<w:styles xmlns:mc="http://schemas.openxmlformats.org/markup-compatibility/2006" xmlns:r="http://schemas.openxmlformats.org/officeDocument/2006/relationships" xmlns:w="http://schemas.openxmlformats.org/wordprocessingml/2006/main" xmlns:w14="http://schemas.microsoft.com/office/word/2010/wordml" xmlns:w15="http://schemas.microsoft.com/office/word/2012/wordml" xmlns:w16cex="http://schemas.microsoft.com/office/word/2018/wordml/cex" xmlns:w16cid="http://schemas.microsoft.com/office/word/2016/wordml/cid" xmlns:w16="http://schemas.microsoft.com/office/word/2018/wordml" xmlns:w16du="http://schemas.microsoft.com/office/word/2023/wordml/word16du" xmlns:w16sdtdh="http://schemas.microsoft.com/office/word/2020/wordml/sdtdatahash" xmlns:w16sdtfl="http://schemas.microsoft.com/office/word/2024/wordml/sdtformatlock" xmlns:w16se="http://schemas.microsoft.com/office/word/2015/wordml/symex" mc:Ignorable="w14 w15 w16se w16cid w16 w16cex w16sdtdh w16sdtfl w16du">
   <w:docDefaults>
     <w:rPrDefault>
       <w:rPr>
@@ -5341,41 +5516,42 @@
     <w:uiPriority w:val="9"/>
     <w:unhideWhenUsed/>
     <w:qFormat/>
-    <w:rsid w:val="00AA0818"/>
+    <w:rsid w:val="006432D0"/>
     <w:pPr>
       <w:keepNext/>
       <w:keepLines/>
-      <w:spacing w:before="260" w:after="260" w:line="416" w:lineRule="auto"/>
+      <w:spacing w:before="120" w:after="120" w:line="415" w:lineRule="auto"/>
       <w:outlineLvl w:val="2"/>
     </w:pPr>
     <w:rPr>
       <w:b/>
       <w:bCs/>
-      <w:sz w:val="32"/>
-      <w:szCs w:val="32"/>
+      <w:sz w:val="28"/>
+      <w:szCs w:val="28"/>
     </w:rPr>
   </w:style>
   <w:style w:type="paragraph" w:styleId="4">
     <w:name w:val="heading 4"/>
+    <w:aliases w:val="第三层条,第四层,(１)黑小三,36标题4,标题 4 Char Char,1.1.1.1,1.1.1.1标题 4,H4,h4,PIM 4,第四层1 Char,第四层1,四级标题,四级,bullet,bl,bb,论文标题 3,论文标题3,四级标题 Char,36标题 4,第三层条1.1,1.1.1.1 标题 4,第三层条1,第三层条2,第三层条3,第三层条4,第三层条5,第三层条6,第三层条7,第三层条8,第三层条9,第三层条10,第三层条11,第三层条12,第三层条13,标题 4-lzg"/>
     <w:basedOn w:val="a"/>
     <w:next w:val="a"/>
     <w:link w:val="40"/>
     <w:uiPriority w:val="9"/>
     <w:unhideWhenUsed/>
     <w:qFormat/>
-    <w:rsid w:val="00E354C4"/>
+    <w:rsid w:val="006432D0"/>
     <w:pPr>
       <w:keepNext/>
       <w:keepLines/>
-      <w:spacing w:before="280" w:after="290" w:line="376" w:lineRule="auto"/>
+      <w:snapToGrid w:val="0"/>
+      <w:spacing w:before="120" w:after="120"/>
       <w:outlineLvl w:val="3"/>
     </w:pPr>
     <w:rPr>
-      <w:rFonts w:asciiTheme="majorHAnsi" w:eastAsiaTheme="majorEastAsia" w:hAnsiTheme="majorHAnsi" w:cstheme="majorBidi"/>
+      <w:rFonts w:ascii="微软雅黑" w:eastAsia="微软雅黑" w:hAnsi="微软雅黑" w:cstheme="majorBidi"/>
       <w:b/>
       <w:bCs/>
-      <w:sz w:val="28"/>
-      <w:szCs w:val="28"/>
+      <w:sz w:val="22"/>
     </w:rPr>
   </w:style>
   <w:style w:type="character" w:default="1" w:styleId="a0">
@@ -5631,12 +5807,12 @@
     <w:basedOn w:val="a0"/>
     <w:link w:val="3"/>
     <w:uiPriority w:val="9"/>
-    <w:rsid w:val="00AA0818"/>
+    <w:rsid w:val="006432D0"/>
     <w:rPr>
       <w:b/>
       <w:bCs/>
-      <w:sz w:val="32"/>
-      <w:szCs w:val="32"/>
+      <w:sz w:val="28"/>
+      <w:szCs w:val="28"/>
     </w:rPr>
   </w:style>
   <w:style w:type="paragraph" w:styleId="af1">
@@ -5663,16 +5839,16 @@
   </w:style>
   <w:style w:type="character" w:customStyle="1" w:styleId="40">
     <w:name w:val="标题 4 字符"/>
+    <w:aliases w:val="第三层条 字符,第四层 字符,(１)黑小三 字符,36标题4 字符,标题 4 Char Char 字符,1.1.1.1 字符,1.1.1.1标题 4 字符,H4 字符,h4 字符,PIM 4 字符,第四层1 Char 字符,第四层1 字符,四级标题 字符,四级 字符,bullet 字符,bl 字符,bb 字符,论文标题 3 字符,论文标题3 字符,四级标题 Char 字符,36标题 4 字符,第三层条1.1 字符,1.1.1.1 标题 4 字符,第三层条1 字符,第三层条2 字符"/>
     <w:basedOn w:val="a0"/>
     <w:link w:val="4"/>
     <w:uiPriority w:val="9"/>
-    <w:rsid w:val="00E354C4"/>
+    <w:rsid w:val="006432D0"/>
     <w:rPr>
-      <w:rFonts w:asciiTheme="majorHAnsi" w:eastAsiaTheme="majorEastAsia" w:hAnsiTheme="majorHAnsi" w:cstheme="majorBidi"/>
+      <w:rFonts w:ascii="微软雅黑" w:eastAsia="微软雅黑" w:hAnsi="微软雅黑" w:cstheme="majorBidi"/>
       <w:b/>
       <w:bCs/>
-      <w:sz w:val="28"/>
-      <w:szCs w:val="28"/>
+      <w:sz w:val="22"/>
     </w:rPr>
   </w:style>
   <w:style w:type="character" w:customStyle="1" w:styleId="10">

--- a/插件详细手册/26.图块/图块设计-阶梯素材画法.docx
+++ b/插件详细手册/26.图块/图块设计-阶梯素材画法.docx
@@ -83,16 +83,13 @@
       </w:pPr>
       <w:r>
         <w:rPr>
-          <w:rFonts w:ascii="Tahoma" w:eastAsia="微软雅黑" w:hAnsi="Tahoma"/>
           <w:noProof/>
-          <w:kern w:val="0"/>
-          <w:sz w:val="22"/>
         </w:rPr>
         <w:drawing>
-          <wp:inline distT="0" distB="0" distL="0" distR="0" wp14:anchorId="05D0C0B5" wp14:editId="495BD856">
-            <wp:extent cx="2237417" cy="2095359"/>
-            <wp:effectExtent l="0" t="0" r="0" b="635"/>
-            <wp:docPr id="341282520" name="图片 341282520"/>
+          <wp:inline distT="0" distB="0" distL="0" distR="0" wp14:anchorId="1C53B701" wp14:editId="503AF0FF">
+            <wp:extent cx="1927860" cy="1798320"/>
+            <wp:effectExtent l="0" t="0" r="0" b="0"/>
+            <wp:docPr id="22290343" name="图片 1"/>
             <wp:cNvGraphicFramePr>
               <a:graphicFrameLocks xmlns:a="http://schemas.openxmlformats.org/drawingml/2006/main" noChangeAspect="1"/>
             </wp:cNvGraphicFramePr>
@@ -100,7 +97,7 @@
               <a:graphicData uri="http://schemas.openxmlformats.org/drawingml/2006/picture">
                 <pic:pic xmlns:pic="http://schemas.openxmlformats.org/drawingml/2006/picture">
                   <pic:nvPicPr>
-                    <pic:cNvPr id="0" name="Picture 14"/>
+                    <pic:cNvPr id="0" name="Picture 1"/>
                     <pic:cNvPicPr>
                       <a:picLocks noChangeAspect="1" noChangeArrowheads="1"/>
                     </pic:cNvPicPr>
@@ -121,7 +118,7 @@
                   <pic:spPr bwMode="auto">
                     <a:xfrm>
                       <a:off x="0" y="0"/>
-                      <a:ext cx="2251260" cy="2108323"/>
+                      <a:ext cx="1927860" cy="1798320"/>
                     </a:xfrm>
                     <a:prstGeom prst="rect">
                       <a:avLst/>
@@ -139,16 +136,21 @@
       </w:r>
       <w:r>
         <w:rPr>
-          <w:rFonts w:ascii="Tahoma" w:eastAsia="微软雅黑" w:hAnsi="Tahoma"/>
+          <w:rFonts w:ascii="Tahoma" w:eastAsia="微软雅黑" w:hAnsi="Tahoma" w:hint="eastAsia"/>
+          <w:kern w:val="0"/>
+          <w:sz w:val="22"/>
+        </w:rPr>
+        <w:t xml:space="preserve"> </w:t>
+      </w:r>
+      <w:r>
+        <w:rPr>
           <w:noProof/>
-          <w:kern w:val="0"/>
-          <w:sz w:val="22"/>
         </w:rPr>
         <w:drawing>
-          <wp:inline distT="0" distB="0" distL="0" distR="0" wp14:anchorId="510A4A28" wp14:editId="55B78737">
-            <wp:extent cx="2709478" cy="2050415"/>
-            <wp:effectExtent l="0" t="0" r="0" b="6985"/>
-            <wp:docPr id="720205094" name="图片 720205094"/>
+          <wp:inline distT="0" distB="0" distL="0" distR="0" wp14:anchorId="1DE30948" wp14:editId="05579F75">
+            <wp:extent cx="2369820" cy="1793377"/>
+            <wp:effectExtent l="0" t="0" r="0" b="0"/>
+            <wp:docPr id="1014413793" name="图片 2"/>
             <wp:cNvGraphicFramePr>
               <a:graphicFrameLocks xmlns:a="http://schemas.openxmlformats.org/drawingml/2006/main" noChangeAspect="1"/>
             </wp:cNvGraphicFramePr>
@@ -156,7 +158,7 @@
               <a:graphicData uri="http://schemas.openxmlformats.org/drawingml/2006/picture">
                 <pic:pic xmlns:pic="http://schemas.openxmlformats.org/drawingml/2006/picture">
                   <pic:nvPicPr>
-                    <pic:cNvPr id="0" name="Picture 9"/>
+                    <pic:cNvPr id="0" name="Picture 3"/>
                     <pic:cNvPicPr>
                       <a:picLocks noChangeAspect="1" noChangeArrowheads="1"/>
                     </pic:cNvPicPr>
@@ -177,7 +179,7 @@
                   <pic:spPr bwMode="auto">
                     <a:xfrm>
                       <a:off x="0" y="0"/>
-                      <a:ext cx="2719489" cy="2057991"/>
+                      <a:ext cx="2374254" cy="1796732"/>
                     </a:xfrm>
                     <a:prstGeom prst="rect">
                       <a:avLst/>
@@ -216,7 +218,7 @@
               <w:adjustRightInd w:val="0"/>
               <w:jc w:val="left"/>
               <w:rPr>
-                <w:rFonts w:ascii="Tahoma" w:eastAsia="微软雅黑" w:hAnsi="Tahoma" w:hint="eastAsia"/>
+                <w:rFonts w:ascii="Tahoma" w:eastAsia="微软雅黑" w:hAnsi="Tahoma"/>
                 <w:kern w:val="0"/>
                 <w:sz w:val="22"/>
               </w:rPr>
@@ -464,16 +466,13 @@
       </w:pPr>
       <w:r>
         <w:rPr>
-          <w:rFonts w:ascii="Tahoma" w:eastAsia="微软雅黑" w:hAnsi="Tahoma"/>
           <w:noProof/>
-          <w:kern w:val="0"/>
-          <w:sz w:val="22"/>
         </w:rPr>
         <w:drawing>
-          <wp:inline distT="0" distB="0" distL="0" distR="0" wp14:anchorId="4392C259" wp14:editId="7036B5C8">
-            <wp:extent cx="4337050" cy="2422294"/>
-            <wp:effectExtent l="0" t="0" r="6350" b="0"/>
-            <wp:docPr id="695035661" name="图片 1"/>
+          <wp:inline distT="0" distB="0" distL="0" distR="0" wp14:anchorId="03F1582C" wp14:editId="49C51E66">
+            <wp:extent cx="4290060" cy="2392680"/>
+            <wp:effectExtent l="0" t="0" r="0" b="7620"/>
+            <wp:docPr id="1109396050" name="图片 3"/>
             <wp:cNvGraphicFramePr>
               <a:graphicFrameLocks xmlns:a="http://schemas.openxmlformats.org/drawingml/2006/main" noChangeAspect="1"/>
             </wp:cNvGraphicFramePr>
@@ -481,7 +480,7 @@
               <a:graphicData uri="http://schemas.openxmlformats.org/drawingml/2006/picture">
                 <pic:pic xmlns:pic="http://schemas.openxmlformats.org/drawingml/2006/picture">
                   <pic:nvPicPr>
-                    <pic:cNvPr id="0" name="Picture 1"/>
+                    <pic:cNvPr id="0" name="Picture 5"/>
                     <pic:cNvPicPr>
                       <a:picLocks noChangeAspect="1" noChangeArrowheads="1"/>
                     </pic:cNvPicPr>
@@ -502,7 +501,7 @@
                   <pic:spPr bwMode="auto">
                     <a:xfrm>
                       <a:off x="0" y="0"/>
-                      <a:ext cx="4339842" cy="2423853"/>
+                      <a:ext cx="4290060" cy="2392680"/>
                     </a:xfrm>
                     <a:prstGeom prst="rect">
                       <a:avLst/>
@@ -793,16 +792,13 @@
       </w:pPr>
       <w:r>
         <w:rPr>
-          <w:rFonts w:ascii="Tahoma" w:eastAsia="微软雅黑" w:hAnsi="Tahoma"/>
           <w:noProof/>
-          <w:kern w:val="0"/>
-          <w:sz w:val="22"/>
         </w:rPr>
         <w:drawing>
-          <wp:inline distT="0" distB="0" distL="0" distR="0" wp14:anchorId="3FEDD999" wp14:editId="22C1966E">
-            <wp:extent cx="1698808" cy="1590947"/>
-            <wp:effectExtent l="0" t="0" r="0" b="9525"/>
-            <wp:docPr id="1465955700" name="图片 1465955700"/>
+          <wp:inline distT="0" distB="0" distL="0" distR="0" wp14:anchorId="56BE4077" wp14:editId="5BBBE76D">
+            <wp:extent cx="1927860" cy="1798320"/>
+            <wp:effectExtent l="0" t="0" r="0" b="0"/>
+            <wp:docPr id="912864450" name="图片 1"/>
             <wp:cNvGraphicFramePr>
               <a:graphicFrameLocks xmlns:a="http://schemas.openxmlformats.org/drawingml/2006/main" noChangeAspect="1"/>
             </wp:cNvGraphicFramePr>
@@ -810,7 +806,7 @@
               <a:graphicData uri="http://schemas.openxmlformats.org/drawingml/2006/picture">
                 <pic:pic xmlns:pic="http://schemas.openxmlformats.org/drawingml/2006/picture">
                   <pic:nvPicPr>
-                    <pic:cNvPr id="0" name="Picture 14"/>
+                    <pic:cNvPr id="0" name="Picture 1"/>
                     <pic:cNvPicPr>
                       <a:picLocks noChangeAspect="1" noChangeArrowheads="1"/>
                     </pic:cNvPicPr>
@@ -831,7 +827,7 @@
                   <pic:spPr bwMode="auto">
                     <a:xfrm>
                       <a:off x="0" y="0"/>
-                      <a:ext cx="1703868" cy="1595686"/>
+                      <a:ext cx="1927860" cy="1798320"/>
                     </a:xfrm>
                     <a:prstGeom prst="rect">
                       <a:avLst/>
@@ -849,16 +845,21 @@
       </w:r>
       <w:r>
         <w:rPr>
-          <w:rFonts w:ascii="Tahoma" w:eastAsia="微软雅黑" w:hAnsi="Tahoma"/>
+          <w:rFonts w:ascii="Tahoma" w:eastAsia="微软雅黑" w:hAnsi="Tahoma" w:hint="eastAsia"/>
+          <w:kern w:val="0"/>
+          <w:sz w:val="22"/>
+        </w:rPr>
+        <w:t xml:space="preserve"> </w:t>
+      </w:r>
+      <w:r>
+        <w:rPr>
           <w:noProof/>
-          <w:kern w:val="0"/>
-          <w:sz w:val="22"/>
         </w:rPr>
         <w:drawing>
-          <wp:inline distT="0" distB="0" distL="0" distR="0" wp14:anchorId="77B4B740" wp14:editId="6AE7026A">
-            <wp:extent cx="2095500" cy="1585784"/>
+          <wp:inline distT="0" distB="0" distL="0" distR="0" wp14:anchorId="52AA2467" wp14:editId="64435B28">
+            <wp:extent cx="2369820" cy="1793377"/>
             <wp:effectExtent l="0" t="0" r="0" b="0"/>
-            <wp:docPr id="1668170848" name="图片 1668170848"/>
+            <wp:docPr id="1735537247" name="图片 2"/>
             <wp:cNvGraphicFramePr>
               <a:graphicFrameLocks xmlns:a="http://schemas.openxmlformats.org/drawingml/2006/main" noChangeAspect="1"/>
             </wp:cNvGraphicFramePr>
@@ -866,7 +867,7 @@
               <a:graphicData uri="http://schemas.openxmlformats.org/drawingml/2006/picture">
                 <pic:pic xmlns:pic="http://schemas.openxmlformats.org/drawingml/2006/picture">
                   <pic:nvPicPr>
-                    <pic:cNvPr id="0" name="Picture 9"/>
+                    <pic:cNvPr id="0" name="Picture 3"/>
                     <pic:cNvPicPr>
                       <a:picLocks noChangeAspect="1" noChangeArrowheads="1"/>
                     </pic:cNvPicPr>
@@ -887,7 +888,7 @@
                   <pic:spPr bwMode="auto">
                     <a:xfrm>
                       <a:off x="0" y="0"/>
-                      <a:ext cx="2098035" cy="1587702"/>
+                      <a:ext cx="2374254" cy="1796732"/>
                     </a:xfrm>
                     <a:prstGeom prst="rect">
                       <a:avLst/>
@@ -1103,16 +1104,13 @@
       </w:pPr>
       <w:r>
         <w:rPr>
-          <w:rFonts w:ascii="Tahoma" w:eastAsia="微软雅黑" w:hAnsi="Tahoma"/>
           <w:noProof/>
-          <w:kern w:val="0"/>
-          <w:sz w:val="22"/>
         </w:rPr>
         <w:drawing>
-          <wp:inline distT="0" distB="0" distL="0" distR="0" wp14:anchorId="3B549990" wp14:editId="52816536">
-            <wp:extent cx="2517404" cy="1828800"/>
-            <wp:effectExtent l="0" t="0" r="0" b="0"/>
-            <wp:docPr id="469126078" name="图片 39"/>
+          <wp:inline distT="0" distB="0" distL="0" distR="0" wp14:anchorId="5581713F" wp14:editId="2A0EA19F">
+            <wp:extent cx="3506470" cy="2547320"/>
+            <wp:effectExtent l="0" t="0" r="0" b="5715"/>
+            <wp:docPr id="1397002277" name="图片 4"/>
             <wp:cNvGraphicFramePr>
               <a:graphicFrameLocks xmlns:a="http://schemas.openxmlformats.org/drawingml/2006/main" noChangeAspect="1"/>
             </wp:cNvGraphicFramePr>
@@ -1120,13 +1118,13 @@
               <a:graphicData uri="http://schemas.openxmlformats.org/drawingml/2006/picture">
                 <pic:pic xmlns:pic="http://schemas.openxmlformats.org/drawingml/2006/picture">
                   <pic:nvPicPr>
-                    <pic:cNvPr id="0" name="Picture 86"/>
+                    <pic:cNvPr id="0" name="Picture 7"/>
                     <pic:cNvPicPr>
                       <a:picLocks noChangeAspect="1" noChangeArrowheads="1"/>
                     </pic:cNvPicPr>
                   </pic:nvPicPr>
                   <pic:blipFill>
-                    <a:blip r:embed="rId10" cstate="print">
+                    <a:blip r:embed="rId10">
                       <a:extLst>
                         <a:ext uri="{28A0092B-C50C-407E-A947-70E740481C1C}">
                           <a14:useLocalDpi xmlns:a14="http://schemas.microsoft.com/office/drawing/2010/main" val="0"/>
@@ -1141,7 +1139,7 @@
                   <pic:spPr bwMode="auto">
                     <a:xfrm>
                       <a:off x="0" y="0"/>
-                      <a:ext cx="2530449" cy="1838277"/>
+                      <a:ext cx="3509610" cy="2549601"/>
                     </a:xfrm>
                     <a:prstGeom prst="rect">
                       <a:avLst/>
@@ -1473,7 +1471,92 @@
           <w:kern w:val="0"/>
           <w:sz w:val="22"/>
         </w:rPr>
-        <w:t>，这里作者我开了</w:t>
+        <w:t>软件</w:t>
+      </w:r>
+      <w:r>
+        <w:rPr>
+          <w:rFonts w:ascii="Tahoma" w:eastAsia="微软雅黑" w:hAnsi="Tahoma" w:hint="eastAsia"/>
+          <w:kern w:val="0"/>
+          <w:sz w:val="22"/>
+        </w:rPr>
+        <w:t>，</w:t>
+      </w:r>
+      <w:r>
+        <w:rPr>
+          <w:rFonts w:ascii="Tahoma" w:eastAsia="微软雅黑" w:hAnsi="Tahoma" w:hint="eastAsia"/>
+          <w:kern w:val="0"/>
+          <w:sz w:val="22"/>
+        </w:rPr>
+        <w:t>进入“编辑</w:t>
+      </w:r>
+      <w:r>
+        <w:rPr>
+          <w:rFonts w:ascii="Tahoma" w:eastAsia="微软雅黑" w:hAnsi="Tahoma" w:hint="eastAsia"/>
+          <w:kern w:val="0"/>
+          <w:sz w:val="22"/>
+        </w:rPr>
+        <w:t xml:space="preserve"> &gt; </w:t>
+      </w:r>
+      <w:r>
+        <w:rPr>
+          <w:rFonts w:ascii="Tahoma" w:eastAsia="微软雅黑" w:hAnsi="Tahoma" w:hint="eastAsia"/>
+          <w:kern w:val="0"/>
+          <w:sz w:val="22"/>
+        </w:rPr>
+        <w:t>首选项</w:t>
+      </w:r>
+      <w:r>
+        <w:rPr>
+          <w:rFonts w:ascii="Tahoma" w:eastAsia="微软雅黑" w:hAnsi="Tahoma" w:hint="eastAsia"/>
+          <w:kern w:val="0"/>
+          <w:sz w:val="22"/>
+        </w:rPr>
+        <w:t xml:space="preserve"> &gt; </w:t>
+      </w:r>
+      <w:r>
+        <w:rPr>
+          <w:rFonts w:ascii="Tahoma" w:eastAsia="微软雅黑" w:hAnsi="Tahoma" w:hint="eastAsia"/>
+          <w:kern w:val="0"/>
+          <w:sz w:val="22"/>
+        </w:rPr>
+        <w:t>参考线、网格线和切片”。</w:t>
+      </w:r>
+    </w:p>
+    <w:p>
+      <w:pPr>
+        <w:widowControl/>
+        <w:adjustRightInd w:val="0"/>
+        <w:snapToGrid w:val="0"/>
+        <w:jc w:val="left"/>
+        <w:rPr>
+          <w:rFonts w:ascii="Tahoma" w:eastAsia="微软雅黑" w:hAnsi="Tahoma"/>
+          <w:kern w:val="0"/>
+          <w:sz w:val="22"/>
+        </w:rPr>
+      </w:pPr>
+      <w:r>
+        <w:rPr>
+          <w:rFonts w:ascii="Tahoma" w:eastAsia="微软雅黑" w:hAnsi="Tahoma" w:hint="eastAsia"/>
+          <w:kern w:val="0"/>
+          <w:sz w:val="22"/>
+        </w:rPr>
+        <w:t>这里作者我</w:t>
+      </w:r>
+      <w:r>
+        <w:rPr>
+          <w:rFonts w:ascii="Tahoma" w:eastAsia="微软雅黑" w:hAnsi="Tahoma" w:hint="eastAsia"/>
+          <w:kern w:val="0"/>
+          <w:sz w:val="22"/>
+        </w:rPr>
+        <w:t>设置</w:t>
+      </w:r>
+      <w:r>
+        <w:rPr>
+          <w:rFonts w:ascii="Tahoma" w:eastAsia="微软雅黑" w:hAnsi="Tahoma" w:hint="eastAsia"/>
+          <w:kern w:val="0"/>
+          <w:sz w:val="22"/>
+        </w:rPr>
+        <w:t>了</w:t>
       </w:r>
       <w:r>
         <w:rPr>
@@ -1530,16 +1613,13 @@
       </w:pPr>
       <w:r>
         <w:rPr>
-          <w:rFonts w:ascii="Tahoma" w:eastAsia="微软雅黑" w:hAnsi="Tahoma"/>
           <w:noProof/>
-          <w:kern w:val="0"/>
-          <w:sz w:val="22"/>
         </w:rPr>
         <w:drawing>
-          <wp:inline distT="0" distB="0" distL="0" distR="0" wp14:anchorId="4535763C" wp14:editId="210AFE77">
-            <wp:extent cx="3238500" cy="949725"/>
-            <wp:effectExtent l="0" t="0" r="0" b="3175"/>
-            <wp:docPr id="1374328205" name="图片 41"/>
+          <wp:inline distT="0" distB="0" distL="0" distR="0" wp14:anchorId="642F5576" wp14:editId="7EBED45B">
+            <wp:extent cx="3169920" cy="929612"/>
+            <wp:effectExtent l="0" t="0" r="0" b="4445"/>
+            <wp:docPr id="1034317740" name="图片 5"/>
             <wp:cNvGraphicFramePr>
               <a:graphicFrameLocks xmlns:a="http://schemas.openxmlformats.org/drawingml/2006/main" noChangeAspect="1"/>
             </wp:cNvGraphicFramePr>
@@ -1547,7 +1627,7 @@
               <a:graphicData uri="http://schemas.openxmlformats.org/drawingml/2006/picture">
                 <pic:pic xmlns:pic="http://schemas.openxmlformats.org/drawingml/2006/picture">
                   <pic:nvPicPr>
-                    <pic:cNvPr id="0" name="Picture 90"/>
+                    <pic:cNvPr id="0" name="Picture 9"/>
                     <pic:cNvPicPr>
                       <a:picLocks noChangeAspect="1" noChangeArrowheads="1"/>
                     </pic:cNvPicPr>
@@ -1568,7 +1648,7 @@
                   <pic:spPr bwMode="auto">
                     <a:xfrm>
                       <a:off x="0" y="0"/>
-                      <a:ext cx="3251791" cy="953623"/>
+                      <a:ext cx="3196057" cy="937277"/>
                     </a:xfrm>
                     <a:prstGeom prst="rect">
                       <a:avLst/>
@@ -1590,6 +1670,58 @@
         <w:widowControl/>
         <w:adjustRightInd w:val="0"/>
         <w:snapToGrid w:val="0"/>
+        <w:rPr>
+          <w:rFonts w:ascii="Tahoma" w:eastAsia="微软雅黑" w:hAnsi="Tahoma" w:hint="eastAsia"/>
+          <w:kern w:val="0"/>
+          <w:sz w:val="22"/>
+        </w:rPr>
+      </w:pPr>
+      <w:r>
+        <w:rPr>
+          <w:rFonts w:ascii="Tahoma" w:eastAsia="微软雅黑" w:hAnsi="Tahoma" w:hint="eastAsia"/>
+          <w:kern w:val="0"/>
+          <w:sz w:val="22"/>
+        </w:rPr>
+        <w:t>可以看到</w:t>
+      </w:r>
+      <w:r>
+        <w:rPr>
+          <w:rFonts w:ascii="Tahoma" w:eastAsia="微软雅黑" w:hAnsi="Tahoma" w:hint="eastAsia"/>
+          <w:kern w:val="0"/>
+          <w:sz w:val="22"/>
+        </w:rPr>
+        <w:t>48x48</w:t>
+      </w:r>
+      <w:r>
+        <w:rPr>
+          <w:rFonts w:ascii="Tahoma" w:eastAsia="微软雅黑" w:hAnsi="Tahoma" w:hint="eastAsia"/>
+          <w:kern w:val="0"/>
+          <w:sz w:val="22"/>
+        </w:rPr>
+        <w:t>的大网格，</w:t>
+      </w:r>
+      <w:r>
+        <w:rPr>
+          <w:rFonts w:ascii="Tahoma" w:eastAsia="微软雅黑" w:hAnsi="Tahoma" w:hint="eastAsia"/>
+          <w:kern w:val="0"/>
+          <w:sz w:val="22"/>
+        </w:rPr>
+        <w:t>24x24</w:t>
+      </w:r>
+      <w:r>
+        <w:rPr>
+          <w:rFonts w:ascii="Tahoma" w:eastAsia="微软雅黑" w:hAnsi="Tahoma" w:hint="eastAsia"/>
+          <w:kern w:val="0"/>
+          <w:sz w:val="22"/>
+        </w:rPr>
+        <w:t>像素的小网格划分。</w:t>
+      </w:r>
+    </w:p>
+    <w:p>
+      <w:pPr>
+        <w:widowControl/>
+        <w:adjustRightInd w:val="0"/>
+        <w:snapToGrid w:val="0"/>
         <w:jc w:val="center"/>
         <w:rPr>
           <w:rFonts w:ascii="Tahoma" w:eastAsia="微软雅黑" w:hAnsi="Tahoma"/>
@@ -1599,16 +1731,13 @@
       </w:pPr>
       <w:r>
         <w:rPr>
-          <w:rFonts w:ascii="Tahoma" w:eastAsia="微软雅黑" w:hAnsi="Tahoma"/>
           <w:noProof/>
-          <w:kern w:val="0"/>
-          <w:sz w:val="22"/>
         </w:rPr>
         <w:drawing>
-          <wp:inline distT="0" distB="0" distL="0" distR="0" wp14:anchorId="0A1E73FE" wp14:editId="56E962D5">
-            <wp:extent cx="2380615" cy="1788471"/>
-            <wp:effectExtent l="0" t="0" r="635" b="2540"/>
-            <wp:docPr id="541150113" name="图片 40"/>
+          <wp:inline distT="0" distB="0" distL="0" distR="0" wp14:anchorId="3D832BA2" wp14:editId="58414777">
+            <wp:extent cx="2463034" cy="1850390"/>
+            <wp:effectExtent l="0" t="0" r="0" b="0"/>
+            <wp:docPr id="1697950672" name="图片 6"/>
             <wp:cNvGraphicFramePr>
               <a:graphicFrameLocks xmlns:a="http://schemas.openxmlformats.org/drawingml/2006/main" noChangeAspect="1"/>
             </wp:cNvGraphicFramePr>
@@ -1616,7 +1745,7 @@
               <a:graphicData uri="http://schemas.openxmlformats.org/drawingml/2006/picture">
                 <pic:pic xmlns:pic="http://schemas.openxmlformats.org/drawingml/2006/picture">
                   <pic:nvPicPr>
-                    <pic:cNvPr id="0" name="Picture 88"/>
+                    <pic:cNvPr id="0" name="Picture 11"/>
                     <pic:cNvPicPr>
                       <a:picLocks noChangeAspect="1" noChangeArrowheads="1"/>
                     </pic:cNvPicPr>
@@ -1637,7 +1766,7 @@
                   <pic:spPr bwMode="auto">
                     <a:xfrm>
                       <a:off x="0" y="0"/>
-                      <a:ext cx="2391893" cy="1796943"/>
+                      <a:ext cx="2474648" cy="1859115"/>
                     </a:xfrm>
                     <a:prstGeom prst="rect">
                       <a:avLst/>
@@ -1655,16 +1784,13 @@
       </w:r>
       <w:r>
         <w:rPr>
-          <w:rFonts w:ascii="Tahoma" w:eastAsia="微软雅黑" w:hAnsi="Tahoma"/>
           <w:noProof/>
-          <w:kern w:val="0"/>
-          <w:sz w:val="22"/>
         </w:rPr>
         <w:drawing>
-          <wp:inline distT="0" distB="0" distL="0" distR="0" wp14:anchorId="3FF6F270" wp14:editId="63874184">
-            <wp:extent cx="2385060" cy="1780037"/>
+          <wp:inline distT="0" distB="0" distL="0" distR="0" wp14:anchorId="77C977B1" wp14:editId="4275FD83">
+            <wp:extent cx="2476500" cy="1848281"/>
             <wp:effectExtent l="0" t="0" r="0" b="0"/>
-            <wp:docPr id="277904217" name="图片 43"/>
+            <wp:docPr id="1380528031" name="图片 7"/>
             <wp:cNvGraphicFramePr>
               <a:graphicFrameLocks xmlns:a="http://schemas.openxmlformats.org/drawingml/2006/main" noChangeAspect="1"/>
             </wp:cNvGraphicFramePr>
@@ -1672,7 +1798,7 @@
               <a:graphicData uri="http://schemas.openxmlformats.org/drawingml/2006/picture">
                 <pic:pic xmlns:pic="http://schemas.openxmlformats.org/drawingml/2006/picture">
                   <pic:nvPicPr>
-                    <pic:cNvPr id="0" name="Picture 94"/>
+                    <pic:cNvPr id="0" name="Picture 13"/>
                     <pic:cNvPicPr>
                       <a:picLocks noChangeAspect="1" noChangeArrowheads="1"/>
                     </pic:cNvPicPr>
@@ -1693,7 +1819,7 @@
                   <pic:spPr bwMode="auto">
                     <a:xfrm>
                       <a:off x="0" y="0"/>
-                      <a:ext cx="2393621" cy="1786426"/>
+                      <a:ext cx="2484839" cy="1854504"/>
                     </a:xfrm>
                     <a:prstGeom prst="rect">
                       <a:avLst/>
@@ -1728,28 +1854,23 @@
           <w:kern w:val="0"/>
           <w:sz w:val="22"/>
         </w:rPr>
-        <w:t>如下图的斜坡素材，</w:t>
-      </w:r>
-    </w:p>
-    <w:p>
-      <w:pPr>
-        <w:widowControl/>
-        <w:adjustRightInd w:val="0"/>
-        <w:snapToGrid w:val="0"/>
-        <w:jc w:val="left"/>
-        <w:rPr>
-          <w:rFonts w:ascii="Tahoma" w:eastAsia="微软雅黑" w:hAnsi="Tahoma"/>
-          <w:kern w:val="0"/>
-          <w:sz w:val="22"/>
-        </w:rPr>
-      </w:pPr>
-      <w:r>
-        <w:rPr>
-          <w:rFonts w:ascii="Tahoma" w:eastAsia="微软雅黑" w:hAnsi="Tahoma" w:hint="eastAsia"/>
-          <w:kern w:val="0"/>
-          <w:sz w:val="22"/>
-        </w:rPr>
-        <w:t>边缘必须满足</w:t>
+        <w:t>如下图</w:t>
+      </w:r>
+      <w:r>
+        <w:rPr>
+          <w:rFonts w:ascii="Tahoma" w:eastAsia="微软雅黑" w:hAnsi="Tahoma" w:hint="eastAsia"/>
+          <w:kern w:val="0"/>
+          <w:sz w:val="22"/>
+        </w:rPr>
+        <w:t>的红色线、黄色线</w:t>
+      </w:r>
+      <w:r>
+        <w:rPr>
+          <w:rFonts w:ascii="Tahoma" w:eastAsia="微软雅黑" w:hAnsi="Tahoma" w:hint="eastAsia"/>
+          <w:kern w:val="0"/>
+          <w:sz w:val="22"/>
+        </w:rPr>
+        <w:t>，边缘必须满足</w:t>
       </w:r>
       <w:r>
         <w:rPr>
@@ -1813,17 +1934,13 @@
       </w:pPr>
       <w:r>
         <w:rPr>
-          <w:rFonts w:ascii="宋体" w:eastAsia="宋体" w:hAnsi="宋体" w:cs="宋体"/>
           <w:noProof/>
-          <w:kern w:val="0"/>
-          <w:sz w:val="24"/>
-          <w:szCs w:val="24"/>
         </w:rPr>
         <w:drawing>
-          <wp:inline distT="0" distB="0" distL="0" distR="0" wp14:anchorId="7392DC4C" wp14:editId="641A4386">
-            <wp:extent cx="2552700" cy="1944109"/>
-            <wp:effectExtent l="0" t="0" r="0" b="0"/>
-            <wp:docPr id="2069298877" name="图片 45"/>
+          <wp:inline distT="0" distB="0" distL="0" distR="0" wp14:anchorId="602AEEA6" wp14:editId="09728142">
+            <wp:extent cx="2506980" cy="1909290"/>
+            <wp:effectExtent l="0" t="0" r="7620" b="0"/>
+            <wp:docPr id="1665191287" name="图片 8"/>
             <wp:cNvGraphicFramePr>
               <a:graphicFrameLocks xmlns:a="http://schemas.openxmlformats.org/drawingml/2006/main" noChangeAspect="1"/>
             </wp:cNvGraphicFramePr>
@@ -1831,7 +1948,7 @@
               <a:graphicData uri="http://schemas.openxmlformats.org/drawingml/2006/picture">
                 <pic:pic xmlns:pic="http://schemas.openxmlformats.org/drawingml/2006/picture">
                   <pic:nvPicPr>
-                    <pic:cNvPr id="0" name="Picture 98"/>
+                    <pic:cNvPr id="0" name="Picture 15"/>
                     <pic:cNvPicPr>
                       <a:picLocks noChangeAspect="1" noChangeArrowheads="1"/>
                     </pic:cNvPicPr>
@@ -1852,7 +1969,7 @@
                   <pic:spPr bwMode="auto">
                     <a:xfrm>
                       <a:off x="0" y="0"/>
-                      <a:ext cx="2559720" cy="1949455"/>
+                      <a:ext cx="2523863" cy="1922148"/>
                     </a:xfrm>
                     <a:prstGeom prst="rect">
                       <a:avLst/>
@@ -2042,17 +2159,13 @@
       </w:pPr>
       <w:r>
         <w:rPr>
-          <w:rFonts w:ascii="宋体" w:eastAsia="宋体" w:hAnsi="宋体" w:cs="宋体"/>
           <w:noProof/>
-          <w:kern w:val="0"/>
-          <w:sz w:val="24"/>
-          <w:szCs w:val="24"/>
         </w:rPr>
         <w:drawing>
-          <wp:inline distT="0" distB="0" distL="0" distR="0" wp14:anchorId="5E9D4584" wp14:editId="2BAB04EB">
-            <wp:extent cx="2257858" cy="1912620"/>
-            <wp:effectExtent l="0" t="0" r="9525" b="0"/>
-            <wp:docPr id="1855976831" name="图片 46"/>
+          <wp:inline distT="0" distB="0" distL="0" distR="0" wp14:anchorId="2B349C3F" wp14:editId="7BB020E5">
+            <wp:extent cx="2034540" cy="1723449"/>
+            <wp:effectExtent l="0" t="0" r="3810" b="0"/>
+            <wp:docPr id="1219861842" name="图片 9"/>
             <wp:cNvGraphicFramePr>
               <a:graphicFrameLocks xmlns:a="http://schemas.openxmlformats.org/drawingml/2006/main" noChangeAspect="1"/>
             </wp:cNvGraphicFramePr>
@@ -2060,13 +2173,13 @@
               <a:graphicData uri="http://schemas.openxmlformats.org/drawingml/2006/picture">
                 <pic:pic xmlns:pic="http://schemas.openxmlformats.org/drawingml/2006/picture">
                   <pic:nvPicPr>
-                    <pic:cNvPr id="0" name="Picture 100"/>
+                    <pic:cNvPr id="0" name="Picture 17"/>
                     <pic:cNvPicPr>
                       <a:picLocks noChangeAspect="1" noChangeArrowheads="1"/>
                     </pic:cNvPicPr>
                   </pic:nvPicPr>
                   <pic:blipFill>
-                    <a:blip r:embed="rId15">
+                    <a:blip r:embed="rId15" cstate="print">
                       <a:extLst>
                         <a:ext uri="{28A0092B-C50C-407E-A947-70E740481C1C}">
                           <a14:useLocalDpi xmlns:a14="http://schemas.microsoft.com/office/drawing/2010/main" val="0"/>
@@ -2081,7 +2194,7 @@
                   <pic:spPr bwMode="auto">
                     <a:xfrm>
                       <a:off x="0" y="0"/>
-                      <a:ext cx="2278889" cy="1930435"/>
+                      <a:ext cx="2039969" cy="1728048"/>
                     </a:xfrm>
                     <a:prstGeom prst="rect">
                       <a:avLst/>
@@ -2240,16 +2353,13 @@
       </w:pPr>
       <w:r>
         <w:rPr>
-          <w:rFonts w:ascii="Tahoma" w:eastAsia="微软雅黑" w:hAnsi="Tahoma"/>
           <w:noProof/>
-          <w:kern w:val="0"/>
-          <w:sz w:val="22"/>
         </w:rPr>
         <w:drawing>
-          <wp:inline distT="0" distB="0" distL="0" distR="0" wp14:anchorId="32DE534D" wp14:editId="162E7F33">
-            <wp:extent cx="2763990" cy="1729740"/>
-            <wp:effectExtent l="0" t="0" r="0" b="3810"/>
-            <wp:docPr id="270042371" name="图片 42"/>
+          <wp:inline distT="0" distB="0" distL="0" distR="0" wp14:anchorId="7BDA92B7" wp14:editId="547334F5">
+            <wp:extent cx="2637790" cy="1650762"/>
+            <wp:effectExtent l="0" t="0" r="0" b="6985"/>
+            <wp:docPr id="2101586986" name="图片 10"/>
             <wp:cNvGraphicFramePr>
               <a:graphicFrameLocks xmlns:a="http://schemas.openxmlformats.org/drawingml/2006/main" noChangeAspect="1"/>
             </wp:cNvGraphicFramePr>
@@ -2257,7 +2367,7 @@
               <a:graphicData uri="http://schemas.openxmlformats.org/drawingml/2006/picture">
                 <pic:pic xmlns:pic="http://schemas.openxmlformats.org/drawingml/2006/picture">
                   <pic:nvPicPr>
-                    <pic:cNvPr id="0" name="Picture 92"/>
+                    <pic:cNvPr id="0" name="Picture 19"/>
                     <pic:cNvPicPr>
                       <a:picLocks noChangeAspect="1" noChangeArrowheads="1"/>
                     </pic:cNvPicPr>
@@ -2278,7 +2388,7 @@
                   <pic:spPr bwMode="auto">
                     <a:xfrm>
                       <a:off x="0" y="0"/>
-                      <a:ext cx="2786208" cy="1743644"/>
+                      <a:ext cx="2641891" cy="1653329"/>
                     </a:xfrm>
                     <a:prstGeom prst="rect">
                       <a:avLst/>
@@ -2364,16 +2474,13 @@
       </w:pPr>
       <w:r>
         <w:rPr>
-          <w:rFonts w:ascii="Tahoma" w:eastAsia="微软雅黑" w:hAnsi="Tahoma"/>
           <w:noProof/>
-          <w:kern w:val="0"/>
-          <w:sz w:val="22"/>
         </w:rPr>
         <w:drawing>
-          <wp:inline distT="0" distB="0" distL="0" distR="0" wp14:anchorId="10D29348" wp14:editId="7968FD21">
-            <wp:extent cx="2082165" cy="1563821"/>
-            <wp:effectExtent l="0" t="0" r="0" b="0"/>
-            <wp:docPr id="1678987152" name="图片 5"/>
+          <wp:inline distT="0" distB="0" distL="0" distR="0" wp14:anchorId="3FFDEACE" wp14:editId="3EE1A175">
+            <wp:extent cx="2303145" cy="1729788"/>
+            <wp:effectExtent l="0" t="0" r="1905" b="3810"/>
+            <wp:docPr id="1814050209" name="图片 11"/>
             <wp:cNvGraphicFramePr>
               <a:graphicFrameLocks xmlns:a="http://schemas.openxmlformats.org/drawingml/2006/main" noChangeAspect="1"/>
             </wp:cNvGraphicFramePr>
@@ -2381,7 +2488,7 @@
               <a:graphicData uri="http://schemas.openxmlformats.org/drawingml/2006/picture">
                 <pic:pic xmlns:pic="http://schemas.openxmlformats.org/drawingml/2006/picture">
                   <pic:nvPicPr>
-                    <pic:cNvPr id="0" name="Picture 9"/>
+                    <pic:cNvPr id="0" name="Picture 21"/>
                     <pic:cNvPicPr>
                       <a:picLocks noChangeAspect="1" noChangeArrowheads="1"/>
                     </pic:cNvPicPr>
@@ -2402,7 +2509,7 @@
                   <pic:spPr bwMode="auto">
                     <a:xfrm>
                       <a:off x="0" y="0"/>
-                      <a:ext cx="2093257" cy="1572151"/>
+                      <a:ext cx="2311264" cy="1735886"/>
                     </a:xfrm>
                     <a:prstGeom prst="rect">
                       <a:avLst/>
@@ -2420,16 +2527,13 @@
       </w:r>
       <w:r>
         <w:rPr>
-          <w:rFonts w:ascii="Tahoma" w:eastAsia="微软雅黑" w:hAnsi="Tahoma"/>
           <w:noProof/>
-          <w:kern w:val="0"/>
-          <w:sz w:val="22"/>
         </w:rPr>
         <w:drawing>
-          <wp:inline distT="0" distB="0" distL="0" distR="0" wp14:anchorId="4BC3E23C" wp14:editId="34CAEC64">
-            <wp:extent cx="1965491" cy="1577306"/>
-            <wp:effectExtent l="0" t="0" r="0" b="4445"/>
-            <wp:docPr id="1028635093" name="图片 47"/>
+          <wp:inline distT="0" distB="0" distL="0" distR="0" wp14:anchorId="799A515E" wp14:editId="27ED4EB2">
+            <wp:extent cx="2156460" cy="1730560"/>
+            <wp:effectExtent l="0" t="0" r="0" b="3175"/>
+            <wp:docPr id="1863007627" name="图片 12"/>
             <wp:cNvGraphicFramePr>
               <a:graphicFrameLocks xmlns:a="http://schemas.openxmlformats.org/drawingml/2006/main" noChangeAspect="1"/>
             </wp:cNvGraphicFramePr>
@@ -2437,7 +2541,7 @@
               <a:graphicData uri="http://schemas.openxmlformats.org/drawingml/2006/picture">
                 <pic:pic xmlns:pic="http://schemas.openxmlformats.org/drawingml/2006/picture">
                   <pic:nvPicPr>
-                    <pic:cNvPr id="0" name="Picture 102"/>
+                    <pic:cNvPr id="0" name="Picture 23"/>
                     <pic:cNvPicPr>
                       <a:picLocks noChangeAspect="1" noChangeArrowheads="1"/>
                     </pic:cNvPicPr>
@@ -2458,7 +2562,7 @@
                   <pic:spPr bwMode="auto">
                     <a:xfrm>
                       <a:off x="0" y="0"/>
-                      <a:ext cx="1984388" cy="1592471"/>
+                      <a:ext cx="2169307" cy="1740870"/>
                     </a:xfrm>
                     <a:prstGeom prst="rect">
                       <a:avLst/>
@@ -2600,16 +2704,13 @@
       </w:pPr>
       <w:r>
         <w:rPr>
-          <w:rFonts w:ascii="Tahoma" w:eastAsia="微软雅黑" w:hAnsi="Tahoma"/>
           <w:noProof/>
-          <w:kern w:val="0"/>
-          <w:sz w:val="22"/>
         </w:rPr>
         <w:drawing>
-          <wp:inline distT="0" distB="0" distL="0" distR="0" wp14:anchorId="67DB94F0" wp14:editId="6DEDA881">
-            <wp:extent cx="1844040" cy="1709206"/>
-            <wp:effectExtent l="0" t="0" r="3810" b="5715"/>
-            <wp:docPr id="1877201478" name="图片 1"/>
+          <wp:inline distT="0" distB="0" distL="0" distR="0" wp14:anchorId="68EC23D5" wp14:editId="6B8E309C">
+            <wp:extent cx="1836420" cy="1702145"/>
+            <wp:effectExtent l="0" t="0" r="0" b="0"/>
+            <wp:docPr id="295940544" name="图片 13"/>
             <wp:cNvGraphicFramePr>
               <a:graphicFrameLocks xmlns:a="http://schemas.openxmlformats.org/drawingml/2006/main" noChangeAspect="1"/>
             </wp:cNvGraphicFramePr>
@@ -2617,7 +2718,7 @@
               <a:graphicData uri="http://schemas.openxmlformats.org/drawingml/2006/picture">
                 <pic:pic xmlns:pic="http://schemas.openxmlformats.org/drawingml/2006/picture">
                   <pic:nvPicPr>
-                    <pic:cNvPr id="0" name="Picture 1"/>
+                    <pic:cNvPr id="0" name="Picture 25"/>
                     <pic:cNvPicPr>
                       <a:picLocks noChangeAspect="1" noChangeArrowheads="1"/>
                     </pic:cNvPicPr>
@@ -2638,7 +2739,7 @@
                   <pic:spPr bwMode="auto">
                     <a:xfrm>
                       <a:off x="0" y="0"/>
-                      <a:ext cx="1856779" cy="1721014"/>
+                      <a:ext cx="1842475" cy="1707757"/>
                     </a:xfrm>
                     <a:prstGeom prst="rect">
                       <a:avLst/>
@@ -2656,16 +2757,13 @@
       </w:r>
       <w:r>
         <w:rPr>
-          <w:rFonts w:ascii="Tahoma" w:eastAsia="微软雅黑" w:hAnsi="Tahoma"/>
           <w:noProof/>
-          <w:kern w:val="0"/>
-          <w:sz w:val="22"/>
         </w:rPr>
         <w:drawing>
-          <wp:inline distT="0" distB="0" distL="0" distR="0" wp14:anchorId="51665D97" wp14:editId="5F214617">
-            <wp:extent cx="2865120" cy="1731191"/>
-            <wp:effectExtent l="0" t="0" r="0" b="2540"/>
-            <wp:docPr id="1933774775" name="图片 3"/>
+          <wp:inline distT="0" distB="0" distL="0" distR="0" wp14:anchorId="08294479" wp14:editId="144419EA">
+            <wp:extent cx="2804160" cy="1694356"/>
+            <wp:effectExtent l="0" t="0" r="0" b="1270"/>
+            <wp:docPr id="1596493823" name="图片 14"/>
             <wp:cNvGraphicFramePr>
               <a:graphicFrameLocks xmlns:a="http://schemas.openxmlformats.org/drawingml/2006/main" noChangeAspect="1"/>
             </wp:cNvGraphicFramePr>
@@ -2673,7 +2771,7 @@
               <a:graphicData uri="http://schemas.openxmlformats.org/drawingml/2006/picture">
                 <pic:pic xmlns:pic="http://schemas.openxmlformats.org/drawingml/2006/picture">
                   <pic:nvPicPr>
-                    <pic:cNvPr id="0" name="Picture 5"/>
+                    <pic:cNvPr id="0" name="Picture 27"/>
                     <pic:cNvPicPr>
                       <a:picLocks noChangeAspect="1" noChangeArrowheads="1"/>
                     </pic:cNvPicPr>
@@ -2694,7 +2792,7 @@
                   <pic:spPr bwMode="auto">
                     <a:xfrm>
                       <a:off x="0" y="0"/>
-                      <a:ext cx="2883823" cy="1742492"/>
+                      <a:ext cx="2810470" cy="1698168"/>
                     </a:xfrm>
                     <a:prstGeom prst="rect">
                       <a:avLst/>
@@ -2895,16 +2993,13 @@
       </w:pPr>
       <w:r>
         <w:rPr>
-          <w:rFonts w:ascii="Tahoma" w:eastAsia="微软雅黑" w:hAnsi="Tahoma"/>
           <w:noProof/>
-          <w:kern w:val="0"/>
-          <w:sz w:val="22"/>
         </w:rPr>
         <w:drawing>
-          <wp:inline distT="0" distB="0" distL="0" distR="0" wp14:anchorId="1A8AD133" wp14:editId="5A885A22">
-            <wp:extent cx="2560320" cy="1880937"/>
-            <wp:effectExtent l="0" t="0" r="0" b="5080"/>
-            <wp:docPr id="203648231" name="图片 44"/>
+          <wp:inline distT="0" distB="0" distL="0" distR="0" wp14:anchorId="61986E73" wp14:editId="5542E6C2">
+            <wp:extent cx="2644781" cy="1942986"/>
+            <wp:effectExtent l="0" t="0" r="3175" b="635"/>
+            <wp:docPr id="531433418" name="图片 15"/>
             <wp:cNvGraphicFramePr>
               <a:graphicFrameLocks xmlns:a="http://schemas.openxmlformats.org/drawingml/2006/main" noChangeAspect="1"/>
             </wp:cNvGraphicFramePr>
@@ -2912,7 +3007,7 @@
               <a:graphicData uri="http://schemas.openxmlformats.org/drawingml/2006/picture">
                 <pic:pic xmlns:pic="http://schemas.openxmlformats.org/drawingml/2006/picture">
                   <pic:nvPicPr>
-                    <pic:cNvPr id="0" name="Picture 96"/>
+                    <pic:cNvPr id="0" name="Picture 29"/>
                     <pic:cNvPicPr>
                       <a:picLocks noChangeAspect="1" noChangeArrowheads="1"/>
                     </pic:cNvPicPr>
@@ -2933,7 +3028,7 @@
                   <pic:spPr bwMode="auto">
                     <a:xfrm>
                       <a:off x="0" y="0"/>
-                      <a:ext cx="2563175" cy="1883034"/>
+                      <a:ext cx="2652933" cy="1948975"/>
                     </a:xfrm>
                     <a:prstGeom prst="rect">
                       <a:avLst/>
@@ -2951,17 +3046,22 @@
       </w:r>
       <w:r>
         <w:rPr>
-          <w:rFonts w:ascii="宋体" w:eastAsia="宋体" w:hAnsi="宋体" w:cs="宋体"/>
-          <w:noProof/>
+          <w:rFonts w:ascii="宋体" w:eastAsia="宋体" w:hAnsi="宋体" w:cs="宋体" w:hint="eastAsia"/>
           <w:kern w:val="0"/>
           <w:sz w:val="24"/>
           <w:szCs w:val="24"/>
         </w:rPr>
+        <w:t xml:space="preserve"> </w:t>
+      </w:r>
+      <w:r>
+        <w:rPr>
+          <w:noProof/>
+        </w:rPr>
         <w:drawing>
-          <wp:inline distT="0" distB="0" distL="0" distR="0" wp14:anchorId="3BF6A491" wp14:editId="00141CD5">
+          <wp:inline distT="0" distB="0" distL="0" distR="0" wp14:anchorId="6B7C1015" wp14:editId="25444BA8">
             <wp:extent cx="2232660" cy="1943100"/>
             <wp:effectExtent l="0" t="0" r="0" b="0"/>
-            <wp:docPr id="1335070259" name="图片 48"/>
+            <wp:docPr id="703159766" name="图片 16"/>
             <wp:cNvGraphicFramePr>
               <a:graphicFrameLocks xmlns:a="http://schemas.openxmlformats.org/drawingml/2006/main" noChangeAspect="1"/>
             </wp:cNvGraphicFramePr>
@@ -2969,7 +3069,7 @@
               <a:graphicData uri="http://schemas.openxmlformats.org/drawingml/2006/picture">
                 <pic:pic xmlns:pic="http://schemas.openxmlformats.org/drawingml/2006/picture">
                   <pic:nvPicPr>
-                    <pic:cNvPr id="0" name="Picture 104"/>
+                    <pic:cNvPr id="0" name="Picture 31"/>
                     <pic:cNvPicPr>
                       <a:picLocks noChangeAspect="1" noChangeArrowheads="1"/>
                     </pic:cNvPicPr>
@@ -3102,17 +3202,13 @@
       </w:pPr>
       <w:r>
         <w:rPr>
-          <w:rFonts w:ascii="宋体" w:eastAsia="宋体" w:hAnsi="宋体" w:cs="宋体"/>
           <w:noProof/>
-          <w:kern w:val="0"/>
-          <w:sz w:val="24"/>
-          <w:szCs w:val="24"/>
         </w:rPr>
         <w:drawing>
-          <wp:inline distT="0" distB="0" distL="0" distR="0" wp14:anchorId="1EA2B5CD" wp14:editId="63254992">
+          <wp:inline distT="0" distB="0" distL="0" distR="0" wp14:anchorId="109F8978" wp14:editId="5422DD73">
             <wp:extent cx="1737360" cy="1607820"/>
             <wp:effectExtent l="0" t="0" r="0" b="0"/>
-            <wp:docPr id="673462008" name="图片 7"/>
+            <wp:docPr id="929724429" name="图片 17"/>
             <wp:cNvGraphicFramePr>
               <a:graphicFrameLocks xmlns:a="http://schemas.openxmlformats.org/drawingml/2006/main" noChangeAspect="1"/>
             </wp:cNvGraphicFramePr>
@@ -3120,7 +3216,7 @@
               <a:graphicData uri="http://schemas.openxmlformats.org/drawingml/2006/picture">
                 <pic:pic xmlns:pic="http://schemas.openxmlformats.org/drawingml/2006/picture">
                   <pic:nvPicPr>
-                    <pic:cNvPr id="0" name="Picture 16"/>
+                    <pic:cNvPr id="0" name="Picture 33"/>
                     <pic:cNvPicPr>
                       <a:picLocks noChangeAspect="1" noChangeArrowheads="1"/>
                     </pic:cNvPicPr>
@@ -3159,17 +3255,21 @@
       </w:r>
       <w:r>
         <w:rPr>
-          <w:rFonts w:ascii="宋体" w:eastAsia="宋体" w:hAnsi="宋体" w:cs="宋体"/>
+          <w:rFonts w:ascii="Tahoma" w:eastAsia="微软雅黑" w:hAnsi="Tahoma" w:hint="eastAsia"/>
+          <w:kern w:val="0"/>
+          <w:sz w:val="22"/>
+        </w:rPr>
+        <w:t xml:space="preserve"> </w:t>
+      </w:r>
+      <w:r>
+        <w:rPr>
           <w:noProof/>
-          <w:kern w:val="0"/>
-          <w:sz w:val="24"/>
-          <w:szCs w:val="24"/>
         </w:rPr>
         <w:drawing>
-          <wp:inline distT="0" distB="0" distL="0" distR="0" wp14:anchorId="2884542F" wp14:editId="779E695C">
-            <wp:extent cx="2362200" cy="1524000"/>
-            <wp:effectExtent l="0" t="0" r="0" b="0"/>
-            <wp:docPr id="65016331" name="图片 6"/>
+          <wp:inline distT="0" distB="0" distL="0" distR="0" wp14:anchorId="3E45BB3D" wp14:editId="2E48F469">
+            <wp:extent cx="2492121" cy="1607820"/>
+            <wp:effectExtent l="0" t="0" r="3810" b="0"/>
+            <wp:docPr id="1786024252" name="图片 18"/>
             <wp:cNvGraphicFramePr>
               <a:graphicFrameLocks xmlns:a="http://schemas.openxmlformats.org/drawingml/2006/main" noChangeAspect="1"/>
             </wp:cNvGraphicFramePr>
@@ -3177,7 +3277,7 @@
               <a:graphicData uri="http://schemas.openxmlformats.org/drawingml/2006/picture">
                 <pic:pic xmlns:pic="http://schemas.openxmlformats.org/drawingml/2006/picture">
                   <pic:nvPicPr>
-                    <pic:cNvPr id="0" name="Picture 11"/>
+                    <pic:cNvPr id="0" name="Picture 35"/>
                     <pic:cNvPicPr>
                       <a:picLocks noChangeAspect="1" noChangeArrowheads="1"/>
                     </pic:cNvPicPr>
@@ -3198,7 +3298,7 @@
                   <pic:spPr bwMode="auto">
                     <a:xfrm>
                       <a:off x="0" y="0"/>
-                      <a:ext cx="2362200" cy="1524000"/>
+                      <a:ext cx="2493307" cy="1608585"/>
                     </a:xfrm>
                     <a:prstGeom prst="rect">
                       <a:avLst/>
@@ -3600,16 +3700,13 @@
             </w:pPr>
             <w:r>
               <w:rPr>
-                <w:rFonts w:ascii="Tahoma" w:eastAsia="微软雅黑" w:hAnsi="Tahoma"/>
                 <w:noProof/>
-                <w:kern w:val="0"/>
-                <w:sz w:val="22"/>
               </w:rPr>
               <w:drawing>
-                <wp:inline distT="0" distB="0" distL="0" distR="0" wp14:anchorId="59173A39" wp14:editId="6B21847B">
-                  <wp:extent cx="2194560" cy="2034098"/>
-                  <wp:effectExtent l="0" t="0" r="0" b="4445"/>
-                  <wp:docPr id="28609612" name="图片 1"/>
+                <wp:inline distT="0" distB="0" distL="0" distR="0" wp14:anchorId="3F66EC0F" wp14:editId="76540C5B">
+                  <wp:extent cx="2080260" cy="1928155"/>
+                  <wp:effectExtent l="0" t="0" r="0" b="0"/>
+                  <wp:docPr id="1413027684" name="图片 19"/>
                   <wp:cNvGraphicFramePr>
                     <a:graphicFrameLocks xmlns:a="http://schemas.openxmlformats.org/drawingml/2006/main" noChangeAspect="1"/>
                   </wp:cNvGraphicFramePr>
@@ -3617,7 +3714,7 @@
                     <a:graphicData uri="http://schemas.openxmlformats.org/drawingml/2006/picture">
                       <pic:pic xmlns:pic="http://schemas.openxmlformats.org/drawingml/2006/picture">
                         <pic:nvPicPr>
-                          <pic:cNvPr id="0" name="Picture 1"/>
+                          <pic:cNvPr id="0" name="Picture 37"/>
                           <pic:cNvPicPr>
                             <a:picLocks noChangeAspect="1" noChangeArrowheads="1"/>
                           </pic:cNvPicPr>
@@ -3638,7 +3735,7 @@
                         <pic:spPr bwMode="auto">
                           <a:xfrm>
                             <a:off x="0" y="0"/>
-                            <a:ext cx="2204813" cy="2043601"/>
+                            <a:ext cx="2083012" cy="1930705"/>
                           </a:xfrm>
                           <a:prstGeom prst="rect">
                             <a:avLst/>
@@ -3886,16 +3983,13 @@
             </w:pPr>
             <w:r>
               <w:rPr>
-                <w:rFonts w:ascii="Tahoma" w:eastAsia="微软雅黑" w:hAnsi="Tahoma"/>
                 <w:noProof/>
-                <w:kern w:val="0"/>
-                <w:sz w:val="22"/>
               </w:rPr>
               <w:drawing>
-                <wp:inline distT="0" distB="0" distL="0" distR="0" wp14:anchorId="7FE45279" wp14:editId="753CEC75">
-                  <wp:extent cx="3192780" cy="1929173"/>
-                  <wp:effectExtent l="0" t="0" r="7620" b="0"/>
-                  <wp:docPr id="1491870044" name="图片 3"/>
+                <wp:inline distT="0" distB="0" distL="0" distR="0" wp14:anchorId="5EE3C097" wp14:editId="1B17CEBF">
+                  <wp:extent cx="2522220" cy="1524000"/>
+                  <wp:effectExtent l="0" t="0" r="0" b="0"/>
+                  <wp:docPr id="447327947" name="图片 20"/>
                   <wp:cNvGraphicFramePr>
                     <a:graphicFrameLocks xmlns:a="http://schemas.openxmlformats.org/drawingml/2006/main" noChangeAspect="1"/>
                   </wp:cNvGraphicFramePr>
@@ -3903,7 +3997,7 @@
                     <a:graphicData uri="http://schemas.openxmlformats.org/drawingml/2006/picture">
                       <pic:pic xmlns:pic="http://schemas.openxmlformats.org/drawingml/2006/picture">
                         <pic:nvPicPr>
-                          <pic:cNvPr id="0" name="Picture 5"/>
+                          <pic:cNvPr id="0" name="Picture 39"/>
                           <pic:cNvPicPr>
                             <a:picLocks noChangeAspect="1" noChangeArrowheads="1"/>
                           </pic:cNvPicPr>
@@ -3924,7 +4018,7 @@
                         <pic:spPr bwMode="auto">
                           <a:xfrm>
                             <a:off x="0" y="0"/>
-                            <a:ext cx="3199362" cy="1933150"/>
+                            <a:ext cx="2522220" cy="1524000"/>
                           </a:xfrm>
                           <a:prstGeom prst="rect">
                             <a:avLst/>
@@ -4082,16 +4176,13 @@
             </w:pPr>
             <w:r>
               <w:rPr>
-                <w:rFonts w:ascii="Tahoma" w:eastAsia="微软雅黑" w:hAnsi="Tahoma"/>
                 <w:noProof/>
-                <w:kern w:val="0"/>
-                <w:sz w:val="22"/>
               </w:rPr>
               <w:drawing>
-                <wp:inline distT="0" distB="0" distL="0" distR="0" wp14:anchorId="3D483220" wp14:editId="15B7C594">
-                  <wp:extent cx="3078117" cy="1554480"/>
-                  <wp:effectExtent l="0" t="0" r="8255" b="7620"/>
-                  <wp:docPr id="308727650" name="图片 4"/>
+                <wp:inline distT="0" distB="0" distL="0" distR="0" wp14:anchorId="33D86F8E" wp14:editId="3FEFB217">
+                  <wp:extent cx="3802380" cy="1927860"/>
+                  <wp:effectExtent l="0" t="0" r="7620" b="0"/>
+                  <wp:docPr id="1210151764" name="图片 21"/>
                   <wp:cNvGraphicFramePr>
                     <a:graphicFrameLocks xmlns:a="http://schemas.openxmlformats.org/drawingml/2006/main" noChangeAspect="1"/>
                   </wp:cNvGraphicFramePr>
@@ -4099,7 +4190,7 @@
                     <a:graphicData uri="http://schemas.openxmlformats.org/drawingml/2006/picture">
                       <pic:pic xmlns:pic="http://schemas.openxmlformats.org/drawingml/2006/picture">
                         <pic:nvPicPr>
-                          <pic:cNvPr id="0" name="Picture 7"/>
+                          <pic:cNvPr id="0" name="Picture 41"/>
                           <pic:cNvPicPr>
                             <a:picLocks noChangeAspect="1" noChangeArrowheads="1"/>
                           </pic:cNvPicPr>
@@ -4120,7 +4211,7 @@
                         <pic:spPr bwMode="auto">
                           <a:xfrm>
                             <a:off x="0" y="0"/>
-                            <a:ext cx="3087065" cy="1558999"/>
+                            <a:ext cx="3802380" cy="1927860"/>
                           </a:xfrm>
                           <a:prstGeom prst="rect">
                             <a:avLst/>
@@ -4239,7 +4330,6 @@
                 <w:kern w:val="0"/>
                 <w:sz w:val="22"/>
               </w:rPr>
-              <w:lastRenderedPageBreak/>
               <w:t>因为要兼容一个单独楼梯的情况，所以只能提前闭合亮边缘。</w:t>
             </w:r>
           </w:p>
@@ -4257,16 +4347,14 @@
             </w:pPr>
             <w:r>
               <w:rPr>
-                <w:rFonts w:ascii="Tahoma" w:eastAsia="微软雅黑" w:hAnsi="Tahoma"/>
                 <w:noProof/>
-                <w:kern w:val="0"/>
-                <w:sz w:val="22"/>
-              </w:rPr>
+              </w:rPr>
+              <w:lastRenderedPageBreak/>
               <w:drawing>
-                <wp:inline distT="0" distB="0" distL="0" distR="0" wp14:anchorId="46236AF9" wp14:editId="57CBB2BD">
-                  <wp:extent cx="2082165" cy="1563821"/>
-                  <wp:effectExtent l="0" t="0" r="0" b="0"/>
-                  <wp:docPr id="413236870" name="图片 5"/>
+                <wp:inline distT="0" distB="0" distL="0" distR="0" wp14:anchorId="0570C859" wp14:editId="51ADDD54">
+                  <wp:extent cx="2103120" cy="1579558"/>
+                  <wp:effectExtent l="0" t="0" r="0" b="1905"/>
+                  <wp:docPr id="1114121375" name="图片 22"/>
                   <wp:cNvGraphicFramePr>
                     <a:graphicFrameLocks xmlns:a="http://schemas.openxmlformats.org/drawingml/2006/main" noChangeAspect="1"/>
                   </wp:cNvGraphicFramePr>
@@ -4274,7 +4362,7 @@
                     <a:graphicData uri="http://schemas.openxmlformats.org/drawingml/2006/picture">
                       <pic:pic xmlns:pic="http://schemas.openxmlformats.org/drawingml/2006/picture">
                         <pic:nvPicPr>
-                          <pic:cNvPr id="0" name="Picture 9"/>
+                          <pic:cNvPr id="0" name="Picture 43"/>
                           <pic:cNvPicPr>
                             <a:picLocks noChangeAspect="1" noChangeArrowheads="1"/>
                           </pic:cNvPicPr>
@@ -4295,7 +4383,7 @@
                         <pic:spPr bwMode="auto">
                           <a:xfrm>
                             <a:off x="0" y="0"/>
-                            <a:ext cx="2093257" cy="1572151"/>
+                            <a:ext cx="2110020" cy="1584740"/>
                           </a:xfrm>
                           <a:prstGeom prst="rect">
                             <a:avLst/>
@@ -4313,16 +4401,13 @@
             </w:r>
             <w:r>
               <w:rPr>
-                <w:rFonts w:ascii="Tahoma" w:eastAsia="微软雅黑" w:hAnsi="Tahoma"/>
                 <w:noProof/>
-                <w:kern w:val="0"/>
-                <w:sz w:val="22"/>
               </w:rPr>
               <w:drawing>
-                <wp:inline distT="0" distB="0" distL="0" distR="0" wp14:anchorId="3C94E629" wp14:editId="374E8325">
-                  <wp:extent cx="1965491" cy="1577306"/>
-                  <wp:effectExtent l="0" t="0" r="0" b="4445"/>
-                  <wp:docPr id="1280255738" name="图片 47"/>
+                <wp:inline distT="0" distB="0" distL="0" distR="0" wp14:anchorId="5141C11C" wp14:editId="026766E6">
+                  <wp:extent cx="1965960" cy="1577683"/>
+                  <wp:effectExtent l="0" t="0" r="0" b="3810"/>
+                  <wp:docPr id="1435473327" name="图片 23"/>
                   <wp:cNvGraphicFramePr>
                     <a:graphicFrameLocks xmlns:a="http://schemas.openxmlformats.org/drawingml/2006/main" noChangeAspect="1"/>
                   </wp:cNvGraphicFramePr>
@@ -4330,7 +4415,7 @@
                     <a:graphicData uri="http://schemas.openxmlformats.org/drawingml/2006/picture">
                       <pic:pic xmlns:pic="http://schemas.openxmlformats.org/drawingml/2006/picture">
                         <pic:nvPicPr>
-                          <pic:cNvPr id="0" name="Picture 102"/>
+                          <pic:cNvPr id="0" name="Picture 45"/>
                           <pic:cNvPicPr>
                             <a:picLocks noChangeAspect="1" noChangeArrowheads="1"/>
                           </pic:cNvPicPr>
@@ -4351,7 +4436,7 @@
                         <pic:spPr bwMode="auto">
                           <a:xfrm>
                             <a:off x="0" y="0"/>
-                            <a:ext cx="1984388" cy="1592471"/>
+                            <a:ext cx="1968661" cy="1579850"/>
                           </a:xfrm>
                           <a:prstGeom prst="rect">
                             <a:avLst/>
@@ -4397,7 +4482,6 @@
                 <w:kern w:val="0"/>
                 <w:sz w:val="22"/>
               </w:rPr>
-              <w:lastRenderedPageBreak/>
               <w:t>解决方案</w:t>
             </w:r>
           </w:p>
@@ -4568,16 +4652,13 @@
             </w:pPr>
             <w:r>
               <w:rPr>
-                <w:rFonts w:ascii="Tahoma" w:eastAsia="微软雅黑" w:hAnsi="Tahoma"/>
                 <w:noProof/>
-                <w:kern w:val="0"/>
-                <w:sz w:val="22"/>
               </w:rPr>
               <w:drawing>
-                <wp:inline distT="0" distB="0" distL="0" distR="0" wp14:anchorId="5A09EA85" wp14:editId="4976E67A">
-                  <wp:extent cx="1668886" cy="1546860"/>
-                  <wp:effectExtent l="0" t="0" r="7620" b="0"/>
-                  <wp:docPr id="1569385237" name="图片 1"/>
+                <wp:inline distT="0" distB="0" distL="0" distR="0" wp14:anchorId="4EF9326A" wp14:editId="196BA699">
+                  <wp:extent cx="1623671" cy="1504950"/>
+                  <wp:effectExtent l="0" t="0" r="0" b="0"/>
+                  <wp:docPr id="902334498" name="图片 19"/>
                   <wp:cNvGraphicFramePr>
                     <a:graphicFrameLocks xmlns:a="http://schemas.openxmlformats.org/drawingml/2006/main" noChangeAspect="1"/>
                   </wp:cNvGraphicFramePr>
@@ -4585,7 +4666,7 @@
                     <a:graphicData uri="http://schemas.openxmlformats.org/drawingml/2006/picture">
                       <pic:pic xmlns:pic="http://schemas.openxmlformats.org/drawingml/2006/picture">
                         <pic:nvPicPr>
-                          <pic:cNvPr id="0" name="Picture 1"/>
+                          <pic:cNvPr id="0" name="Picture 37"/>
                           <pic:cNvPicPr>
                             <a:picLocks noChangeAspect="1" noChangeArrowheads="1"/>
                           </pic:cNvPicPr>
@@ -4606,7 +4687,7 @@
                         <pic:spPr bwMode="auto">
                           <a:xfrm>
                             <a:off x="0" y="0"/>
-                            <a:ext cx="1678668" cy="1555926"/>
+                            <a:ext cx="1636373" cy="1516723"/>
                           </a:xfrm>
                           <a:prstGeom prst="rect">
                             <a:avLst/>
@@ -4624,16 +4705,13 @@
             </w:r>
             <w:r>
               <w:rPr>
-                <w:rFonts w:ascii="Tahoma" w:eastAsia="微软雅黑" w:hAnsi="Tahoma"/>
                 <w:noProof/>
-                <w:kern w:val="0"/>
-                <w:sz w:val="22"/>
               </w:rPr>
               <w:drawing>
-                <wp:inline distT="0" distB="0" distL="0" distR="0" wp14:anchorId="7174C151" wp14:editId="272928F4">
-                  <wp:extent cx="2598349" cy="1570000"/>
+                <wp:inline distT="0" distB="0" distL="0" distR="0" wp14:anchorId="6A27BD6D" wp14:editId="119AF729">
+                  <wp:extent cx="2522220" cy="1524000"/>
                   <wp:effectExtent l="0" t="0" r="0" b="0"/>
-                  <wp:docPr id="1962763533" name="图片 3"/>
+                  <wp:docPr id="1094280234" name="图片 20"/>
                   <wp:cNvGraphicFramePr>
                     <a:graphicFrameLocks xmlns:a="http://schemas.openxmlformats.org/drawingml/2006/main" noChangeAspect="1"/>
                   </wp:cNvGraphicFramePr>
@@ -4641,7 +4719,7 @@
                     <a:graphicData uri="http://schemas.openxmlformats.org/drawingml/2006/picture">
                       <pic:pic xmlns:pic="http://schemas.openxmlformats.org/drawingml/2006/picture">
                         <pic:nvPicPr>
-                          <pic:cNvPr id="0" name="Picture 5"/>
+                          <pic:cNvPr id="0" name="Picture 39"/>
                           <pic:cNvPicPr>
                             <a:picLocks noChangeAspect="1" noChangeArrowheads="1"/>
                           </pic:cNvPicPr>
@@ -4662,7 +4740,7 @@
                         <pic:spPr bwMode="auto">
                           <a:xfrm>
                             <a:off x="0" y="0"/>
-                            <a:ext cx="2607016" cy="1575237"/>
+                            <a:ext cx="2522220" cy="1524000"/>
                           </a:xfrm>
                           <a:prstGeom prst="rect">
                             <a:avLst/>
